--- a/DF_TermProject_Spring2026.docx
+++ b/DF_TermProject_Spring2026.docx
@@ -146,91 +146,7 @@
         <w:rPr>
           <w:color w:val="000000"/>
         </w:rPr>
-        <w:t>Design and implement six GitHub Actions workflow files: ci-</w:t>
-      </w:r>
-      <w:proofErr w:type="spellStart"/>
-      <w:r>
-        <w:rPr>
-          <w:color w:val="000000"/>
-        </w:rPr>
-        <w:t>dev.yml</w:t>
-      </w:r>
-      <w:proofErr w:type="spellEnd"/>
-      <w:r>
-        <w:rPr>
-          <w:color w:val="000000"/>
-        </w:rPr>
-        <w:t>, cd-</w:t>
-      </w:r>
-      <w:proofErr w:type="spellStart"/>
-      <w:r>
-        <w:rPr>
-          <w:color w:val="000000"/>
-        </w:rPr>
-        <w:t>dev.yml</w:t>
-      </w:r>
-      <w:proofErr w:type="spellEnd"/>
-      <w:r>
-        <w:rPr>
-          <w:color w:val="000000"/>
-        </w:rPr>
-        <w:t>, ci-</w:t>
-      </w:r>
-      <w:proofErr w:type="spellStart"/>
-      <w:r>
-        <w:rPr>
-          <w:color w:val="000000"/>
-        </w:rPr>
-        <w:t>staging.yml</w:t>
-      </w:r>
-      <w:proofErr w:type="spellEnd"/>
-      <w:r>
-        <w:rPr>
-          <w:color w:val="000000"/>
-        </w:rPr>
-        <w:t>, cd-</w:t>
-      </w:r>
-      <w:proofErr w:type="spellStart"/>
-      <w:r>
-        <w:rPr>
-          <w:color w:val="000000"/>
-        </w:rPr>
-        <w:t>staging.yml</w:t>
-      </w:r>
-      <w:proofErr w:type="spellEnd"/>
-      <w:r>
-        <w:rPr>
-          <w:color w:val="000000"/>
-        </w:rPr>
-        <w:t>, ci-</w:t>
-      </w:r>
-      <w:proofErr w:type="spellStart"/>
-      <w:r>
-        <w:rPr>
-          <w:color w:val="000000"/>
-        </w:rPr>
-        <w:t>prod.yml</w:t>
-      </w:r>
-      <w:proofErr w:type="spellEnd"/>
-      <w:r>
-        <w:rPr>
-          <w:color w:val="000000"/>
-        </w:rPr>
-        <w:t>, and cd-</w:t>
-      </w:r>
-      <w:proofErr w:type="spellStart"/>
-      <w:r>
-        <w:rPr>
-          <w:color w:val="000000"/>
-        </w:rPr>
-        <w:t>prod.yml</w:t>
-      </w:r>
-      <w:proofErr w:type="spellEnd"/>
-      <w:r>
-        <w:rPr>
-          <w:color w:val="000000"/>
-        </w:rPr>
-        <w:t>.</w:t>
+        <w:t>Design and implement six GitHub Actions workflow files: ci-dev.yml, cd-dev.yml, ci-staging.yml, cd-staging.yml, ci-prod.yml, and cd-prod.yml.</w:t>
       </w:r>
     </w:p>
     <w:p>
@@ -480,21 +396,7 @@
         <w:rPr>
           <w:color w:val="000000"/>
         </w:rPr>
-        <w:t xml:space="preserve">No JavaScript of any kind is permitted. All pages must be built exclusively using HTML5 and CSS3. Forms must use HTML-only attributes (no JS event listeners, no fetch, no </w:t>
-      </w:r>
-      <w:proofErr w:type="spellStart"/>
-      <w:r>
-        <w:rPr>
-          <w:color w:val="000000"/>
-        </w:rPr>
-        <w:t>XMLHttpRequest</w:t>
-      </w:r>
-      <w:proofErr w:type="spellEnd"/>
-      <w:r>
-        <w:rPr>
-          <w:color w:val="000000"/>
-        </w:rPr>
-        <w:t>).</w:t>
+        <w:t>No JavaScript of any kind is permitted. All pages must be built exclusively using HTML5 and CSS3. Forms must use HTML-only attributes (no JS event listeners, no fetch, no XMLHttpRequest).</w:t>
       </w:r>
     </w:p>
     <w:p>
@@ -893,11 +795,9 @@
             <w:vAlign w:val="center"/>
           </w:tcPr>
           <w:p>
-            <w:proofErr w:type="spellStart"/>
             <w:r>
               <w:t>ShahrozButtOfficial</w:t>
             </w:r>
-            <w:proofErr w:type="spellEnd"/>
           </w:p>
         </w:tc>
         <w:tc>
@@ -944,21 +844,8 @@
           </w:tcPr>
           <w:p>
             <w:r>
-              <w:t>ci-</w:t>
-            </w:r>
-            <w:proofErr w:type="spellStart"/>
-            <w:r>
-              <w:t>dev.yml,cd</w:t>
-            </w:r>
-            <w:proofErr w:type="spellEnd"/>
-            <w:r>
-              <w:t>-</w:t>
-            </w:r>
-            <w:proofErr w:type="spellStart"/>
-            <w:r>
-              <w:t>prod.yml</w:t>
-            </w:r>
-            <w:proofErr w:type="spellEnd"/>
+              <w:t>ci-dev.yml,cd-prod.yml</w:t>
+            </w:r>
           </w:p>
         </w:tc>
         <w:tc>
@@ -1143,13 +1030,8 @@
           </w:tcPr>
           <w:p>
             <w:r>
-              <w:t>cd-</w:t>
-            </w:r>
-            <w:proofErr w:type="spellStart"/>
-            <w:r>
-              <w:t>dev.yml</w:t>
-            </w:r>
-            <w:proofErr w:type="spellEnd"/>
+              <w:t>cd-dev.yml</w:t>
+            </w:r>
           </w:p>
         </w:tc>
         <w:tc>
@@ -1171,11 +1053,9 @@
             <w:vAlign w:val="center"/>
           </w:tcPr>
           <w:p>
-            <w:proofErr w:type="spellStart"/>
             <w:r>
               <w:t>Lahore,html</w:t>
             </w:r>
-            <w:proofErr w:type="spellEnd"/>
           </w:p>
         </w:tc>
         <w:tc>
@@ -1336,24 +1216,14 @@
           </w:tcPr>
           <w:p>
             <w:r>
-              <w:t>ci-</w:t>
-            </w:r>
-            <w:proofErr w:type="spellStart"/>
-            <w:r>
-              <w:t>staging.yml</w:t>
-            </w:r>
-            <w:proofErr w:type="spellEnd"/>
+              <w:t>ci-staging.yml</w:t>
+            </w:r>
             <w:r>
               <w:t xml:space="preserve">, </w:t>
             </w:r>
             <w:r>
-              <w:t>cd-</w:t>
-            </w:r>
-            <w:proofErr w:type="spellStart"/>
-            <w:r>
-              <w:t>staging.yml</w:t>
-            </w:r>
-            <w:proofErr w:type="spellEnd"/>
+              <w:t>cd-staging.yml</w:t>
+            </w:r>
           </w:p>
         </w:tc>
         <w:tc>
@@ -1538,13 +1408,8 @@
           </w:tcPr>
           <w:p>
             <w:r>
-              <w:t>ci-</w:t>
-            </w:r>
-            <w:proofErr w:type="spellStart"/>
-            <w:r>
-              <w:t>prod.yml</w:t>
-            </w:r>
-            <w:proofErr w:type="spellEnd"/>
+              <w:t>ci-prod.yml</w:t>
+            </w:r>
           </w:p>
         </w:tc>
         <w:tc>
@@ -1796,18 +1661,26 @@
         </w:rPr>
         <w:t xml:space="preserve"> </w:t>
       </w:r>
-    </w:p>
-    <w:p/>
-    <w:p>
-      <w:pPr>
-        <w:spacing w:before="60" w:after="60" w:line="276" w:lineRule="auto"/>
-      </w:pPr>
       <w:r>
         <w:rPr>
           <w:b/>
           <w:bCs/>
           <w:color w:val="1F3864"/>
         </w:rPr>
+        <w:t>https://github.com/ShahrozButtOfficial/pakvista-cicd-Term-Project-.git</w:t>
+      </w:r>
+    </w:p>
+    <w:p/>
+    <w:p>
+      <w:pPr>
+        <w:spacing w:before="60" w:after="60" w:line="276" w:lineRule="auto"/>
+      </w:pPr>
+      <w:r>
+        <w:rPr>
+          <w:b/>
+          <w:bCs/>
+          <w:color w:val="1F3864"/>
+        </w:rPr>
         <w:t>Deployed Application URLs:</w:t>
       </w:r>
     </w:p>
@@ -1888,7 +1761,6 @@
         <w:lastRenderedPageBreak/>
         <w:t xml:space="preserve">Your team is the engineering crew for </w:t>
       </w:r>
-      <w:proofErr w:type="spellStart"/>
       <w:r>
         <w:rPr>
           <w:b/>
@@ -1897,7 +1769,6 @@
         </w:rPr>
         <w:t>PakVista</w:t>
       </w:r>
-      <w:proofErr w:type="spellEnd"/>
       <w:r>
         <w:t xml:space="preserve"> – a static informational website about Pakistan's top five tourist destinations. The site consists of five HTML pages, each dedicated to one destination, plus a shared stylesheet that enforces a consistent visual identity. The website must be built using </w:t>
       </w:r>
@@ -2192,23 +2063,13 @@
             <w:vAlign w:val="center"/>
           </w:tcPr>
           <w:p>
-            <w:proofErr w:type="spellStart"/>
-            <w:r>
-              <w:rPr>
-                <w:color w:val="000000"/>
-                <w:sz w:val="20"/>
-                <w:szCs w:val="20"/>
-              </w:rPr>
-              <w:t>pakvista</w:t>
-            </w:r>
-            <w:proofErr w:type="spellEnd"/>
-            <w:r>
-              <w:rPr>
-                <w:color w:val="000000"/>
-                <w:sz w:val="20"/>
-                <w:szCs w:val="20"/>
-              </w:rPr>
-              <w:t>-dev (on Render)</w:t>
+            <w:r>
+              <w:rPr>
+                <w:color w:val="000000"/>
+                <w:sz w:val="20"/>
+                <w:szCs w:val="20"/>
+              </w:rPr>
+              <w:t>pakvista-dev (on Render)</w:t>
             </w:r>
           </w:p>
         </w:tc>
@@ -2322,23 +2183,13 @@
             <w:vAlign w:val="center"/>
           </w:tcPr>
           <w:p>
-            <w:proofErr w:type="spellStart"/>
-            <w:r>
-              <w:rPr>
-                <w:color w:val="000000"/>
-                <w:sz w:val="20"/>
-                <w:szCs w:val="20"/>
-              </w:rPr>
-              <w:t>pakvista</w:t>
-            </w:r>
-            <w:proofErr w:type="spellEnd"/>
-            <w:r>
-              <w:rPr>
-                <w:color w:val="000000"/>
-                <w:sz w:val="20"/>
-                <w:szCs w:val="20"/>
-              </w:rPr>
-              <w:t>-staging (on Render)</w:t>
+            <w:r>
+              <w:rPr>
+                <w:color w:val="000000"/>
+                <w:sz w:val="20"/>
+                <w:szCs w:val="20"/>
+              </w:rPr>
+              <w:t>pakvista-staging (on Render)</w:t>
             </w:r>
           </w:p>
         </w:tc>
@@ -2452,23 +2303,13 @@
             <w:vAlign w:val="center"/>
           </w:tcPr>
           <w:p>
-            <w:proofErr w:type="spellStart"/>
-            <w:r>
-              <w:rPr>
-                <w:color w:val="000000"/>
-                <w:sz w:val="20"/>
-                <w:szCs w:val="20"/>
-              </w:rPr>
-              <w:t>pakvista</w:t>
-            </w:r>
-            <w:proofErr w:type="spellEnd"/>
-            <w:r>
-              <w:rPr>
-                <w:color w:val="000000"/>
-                <w:sz w:val="20"/>
-                <w:szCs w:val="20"/>
-              </w:rPr>
-              <w:t>-prod (on Render)</w:t>
+            <w:r>
+              <w:rPr>
+                <w:color w:val="000000"/>
+                <w:sz w:val="20"/>
+                <w:szCs w:val="20"/>
+              </w:rPr>
+              <w:t>pakvista-prod (on Render)</w:t>
             </w:r>
           </w:p>
         </w:tc>
@@ -2483,21 +2324,7 @@
         <w:rPr>
           <w:color w:val="000000"/>
         </w:rPr>
-        <w:t xml:space="preserve">The Team Lead sets up the repository, </w:t>
-      </w:r>
-      <w:proofErr w:type="spellStart"/>
-      <w:r>
-        <w:rPr>
-          <w:color w:val="000000"/>
-        </w:rPr>
-        <w:t>Dockerfile</w:t>
-      </w:r>
-      <w:proofErr w:type="spellEnd"/>
-      <w:r>
-        <w:rPr>
-          <w:color w:val="000000"/>
-        </w:rPr>
-        <w:t>, shared stylesheet (style.css), and all six CI/CD workflow files. Each team member is individually responsible for building one destination page (HTML + CSS) and authoring one workflow file – either a CI or a CD workflow for any one environment.</w:t>
+        <w:t>The Team Lead sets up the repository, Dockerfile, shared stylesheet (style.css), and all six CI/CD workflow files. Each team member is individually responsible for building one destination page (HTML + CSS) and authoring one workflow file – either a CI or a CD workflow for any one environment.</w:t>
       </w:r>
     </w:p>
     <w:p/>
@@ -2506,15 +2333,7 @@
         <w:pStyle w:val="Heading2"/>
       </w:pPr>
       <w:r>
-        <w:t xml:space="preserve">Table 2: </w:t>
-      </w:r>
-      <w:proofErr w:type="spellStart"/>
-      <w:r>
-        <w:t>PakVista</w:t>
-      </w:r>
-      <w:proofErr w:type="spellEnd"/>
-      <w:r>
-        <w:t xml:space="preserve"> Page Assignment</w:t>
+        <w:t>Table 2: PakVista Page Assignment</w:t>
       </w:r>
     </w:p>
     <w:tbl>
@@ -2798,25 +2617,7 @@
                 <w:sz w:val="20"/>
                 <w:szCs w:val="20"/>
               </w:rPr>
-              <w:t xml:space="preserve">A welcoming landing page introducing </w:t>
-            </w:r>
-            <w:proofErr w:type="spellStart"/>
-            <w:r>
-              <w:rPr>
-                <w:color w:val="000000"/>
-                <w:sz w:val="20"/>
-                <w:szCs w:val="20"/>
-              </w:rPr>
-              <w:t>PakVista</w:t>
-            </w:r>
-            <w:proofErr w:type="spellEnd"/>
-            <w:r>
-              <w:rPr>
-                <w:color w:val="000000"/>
-                <w:sz w:val="20"/>
-                <w:szCs w:val="20"/>
-              </w:rPr>
-              <w:t>, with a hero section, a brief paragraph about Pakistan's tourism, and navigation links to all five destination pages.</w:t>
+              <w:t>A welcoming landing page introducing PakVista, with a hero section, a brief paragraph about Pakistan's tourism, and navigation links to all five destination pages.</w:t>
             </w:r>
           </w:p>
         </w:tc>
@@ -3066,61 +2867,7 @@
                 <w:sz w:val="20"/>
                 <w:szCs w:val="20"/>
               </w:rPr>
-              <w:t xml:space="preserve">Dedicated page for Hunza Valley covering </w:t>
-            </w:r>
-            <w:proofErr w:type="spellStart"/>
-            <w:r>
-              <w:rPr>
-                <w:color w:val="000000"/>
-                <w:sz w:val="20"/>
-                <w:szCs w:val="20"/>
-              </w:rPr>
-              <w:t>Rakaposhi</w:t>
-            </w:r>
-            <w:proofErr w:type="spellEnd"/>
-            <w:r>
-              <w:rPr>
-                <w:color w:val="000000"/>
-                <w:sz w:val="20"/>
-                <w:szCs w:val="20"/>
-              </w:rPr>
-              <w:t xml:space="preserve"> viewpoint, </w:t>
-            </w:r>
-            <w:proofErr w:type="spellStart"/>
-            <w:r>
-              <w:rPr>
-                <w:color w:val="000000"/>
-                <w:sz w:val="20"/>
-                <w:szCs w:val="20"/>
-              </w:rPr>
-              <w:t>Attabad</w:t>
-            </w:r>
-            <w:proofErr w:type="spellEnd"/>
-            <w:r>
-              <w:rPr>
-                <w:color w:val="000000"/>
-                <w:sz w:val="20"/>
-                <w:szCs w:val="20"/>
-              </w:rPr>
-              <w:t xml:space="preserve"> Lake, and </w:t>
-            </w:r>
-            <w:proofErr w:type="spellStart"/>
-            <w:r>
-              <w:rPr>
-                <w:color w:val="000000"/>
-                <w:sz w:val="20"/>
-                <w:szCs w:val="20"/>
-              </w:rPr>
-              <w:t>Baltit</w:t>
-            </w:r>
-            <w:proofErr w:type="spellEnd"/>
-            <w:r>
-              <w:rPr>
-                <w:color w:val="000000"/>
-                <w:sz w:val="20"/>
-                <w:szCs w:val="20"/>
-              </w:rPr>
-              <w:t xml:space="preserve"> Fort, with descriptive paragraphs and an HTML-only image placeholder section.</w:t>
+              <w:t>Dedicated page for Hunza Valley covering Rakaposhi viewpoint, Attabad Lake, and Baltit Fort, with descriptive paragraphs and an HTML-only image placeholder section.</w:t>
             </w:r>
           </w:p>
         </w:tc>
@@ -3245,25 +2992,7 @@
                 <w:sz w:val="20"/>
                 <w:szCs w:val="20"/>
               </w:rPr>
-              <w:t xml:space="preserve">Dedicated page for Karachi covering Clifton Beach, </w:t>
-            </w:r>
-            <w:proofErr w:type="spellStart"/>
-            <w:r>
-              <w:rPr>
-                <w:color w:val="000000"/>
-                <w:sz w:val="20"/>
-                <w:szCs w:val="20"/>
-              </w:rPr>
-              <w:t>Mohatta</w:t>
-            </w:r>
-            <w:proofErr w:type="spellEnd"/>
-            <w:r>
-              <w:rPr>
-                <w:color w:val="000000"/>
-                <w:sz w:val="20"/>
-                <w:szCs w:val="20"/>
-              </w:rPr>
-              <w:t xml:space="preserve"> Palace, and the Pakistan Maritime Museum, with descriptive paragraphs and an HTML-only image placeholder section.</w:t>
+              <w:t>Dedicated page for Karachi covering Clifton Beach, Mohatta Palace, and the Pakistan Maritime Museum, with descriptive paragraphs and an HTML-only image placeholder section.</w:t>
             </w:r>
           </w:p>
         </w:tc>
@@ -3674,42 +3403,8 @@
                 <w:sz w:val="20"/>
                 <w:szCs w:val="20"/>
               </w:rPr>
-              <w:t>.</w:t>
-            </w:r>
-            <w:proofErr w:type="spellStart"/>
-            <w:r>
-              <w:rPr>
-                <w:b/>
-                <w:bCs/>
-                <w:color w:val="000000"/>
-                <w:sz w:val="20"/>
-                <w:szCs w:val="20"/>
-              </w:rPr>
-              <w:t>github</w:t>
-            </w:r>
-            <w:proofErr w:type="spellEnd"/>
-            <w:r>
-              <w:rPr>
-                <w:b/>
-                <w:bCs/>
-                <w:color w:val="000000"/>
-                <w:sz w:val="20"/>
-                <w:szCs w:val="20"/>
-              </w:rPr>
-              <w:t>/workflows/ci-</w:t>
-            </w:r>
-            <w:proofErr w:type="spellStart"/>
-            <w:r>
-              <w:rPr>
-                <w:b/>
-                <w:bCs/>
-                <w:color w:val="000000"/>
-                <w:sz w:val="20"/>
-                <w:szCs w:val="20"/>
-              </w:rPr>
-              <w:t>dev.yml</w:t>
-            </w:r>
-            <w:proofErr w:type="spellEnd"/>
+              <w:t>.github/workflows/ci-dev.yml</w:t>
+            </w:r>
           </w:p>
         </w:tc>
         <w:tc>
@@ -3760,23 +3455,13 @@
             <w:vAlign w:val="center"/>
           </w:tcPr>
           <w:p>
-            <w:proofErr w:type="spellStart"/>
-            <w:r>
-              <w:rPr>
-                <w:color w:val="000000"/>
-                <w:sz w:val="20"/>
-                <w:szCs w:val="20"/>
-              </w:rPr>
-              <w:t>pull_request</w:t>
-            </w:r>
-            <w:proofErr w:type="spellEnd"/>
-            <w:r>
-              <w:rPr>
-                <w:color w:val="000000"/>
-                <w:sz w:val="20"/>
-                <w:szCs w:val="20"/>
-              </w:rPr>
-              <w:t xml:space="preserve"> → develop</w:t>
+            <w:r>
+              <w:rPr>
+                <w:color w:val="000000"/>
+                <w:sz w:val="20"/>
+                <w:szCs w:val="20"/>
+              </w:rPr>
+              <w:t>pull_request → develop</w:t>
             </w:r>
           </w:p>
         </w:tc>
@@ -3888,42 +3573,8 @@
                 <w:sz w:val="20"/>
                 <w:szCs w:val="20"/>
               </w:rPr>
-              <w:t>.</w:t>
-            </w:r>
-            <w:proofErr w:type="spellStart"/>
-            <w:r>
-              <w:rPr>
-                <w:b/>
-                <w:bCs/>
-                <w:color w:val="000000"/>
-                <w:sz w:val="20"/>
-                <w:szCs w:val="20"/>
-              </w:rPr>
-              <w:t>github</w:t>
-            </w:r>
-            <w:proofErr w:type="spellEnd"/>
-            <w:r>
-              <w:rPr>
-                <w:b/>
-                <w:bCs/>
-                <w:color w:val="000000"/>
-                <w:sz w:val="20"/>
-                <w:szCs w:val="20"/>
-              </w:rPr>
-              <w:t>/workflows/cd-</w:t>
-            </w:r>
-            <w:proofErr w:type="spellStart"/>
-            <w:r>
-              <w:rPr>
-                <w:b/>
-                <w:bCs/>
-                <w:color w:val="000000"/>
-                <w:sz w:val="20"/>
-                <w:szCs w:val="20"/>
-              </w:rPr>
-              <w:t>dev.yml</w:t>
-            </w:r>
-            <w:proofErr w:type="spellEnd"/>
+              <w:t>.github/workflows/cd-dev.yml</w:t>
+            </w:r>
           </w:p>
         </w:tc>
         <w:tc>
@@ -4076,42 +3727,8 @@
                 <w:sz w:val="20"/>
                 <w:szCs w:val="20"/>
               </w:rPr>
-              <w:t>.</w:t>
-            </w:r>
-            <w:proofErr w:type="spellStart"/>
-            <w:r>
-              <w:rPr>
-                <w:b/>
-                <w:bCs/>
-                <w:color w:val="000000"/>
-                <w:sz w:val="20"/>
-                <w:szCs w:val="20"/>
-              </w:rPr>
-              <w:t>github</w:t>
-            </w:r>
-            <w:proofErr w:type="spellEnd"/>
-            <w:r>
-              <w:rPr>
-                <w:b/>
-                <w:bCs/>
-                <w:color w:val="000000"/>
-                <w:sz w:val="20"/>
-                <w:szCs w:val="20"/>
-              </w:rPr>
-              <w:t>/workflows/ci-</w:t>
-            </w:r>
-            <w:proofErr w:type="spellStart"/>
-            <w:r>
-              <w:rPr>
-                <w:b/>
-                <w:bCs/>
-                <w:color w:val="000000"/>
-                <w:sz w:val="20"/>
-                <w:szCs w:val="20"/>
-              </w:rPr>
-              <w:t>staging.yml</w:t>
-            </w:r>
-            <w:proofErr w:type="spellEnd"/>
+              <w:t>.github/workflows/ci-staging.yml</w:t>
+            </w:r>
           </w:p>
         </w:tc>
         <w:tc>
@@ -4162,23 +3779,13 @@
             <w:vAlign w:val="center"/>
           </w:tcPr>
           <w:p>
-            <w:proofErr w:type="spellStart"/>
-            <w:r>
-              <w:rPr>
-                <w:color w:val="000000"/>
-                <w:sz w:val="20"/>
-                <w:szCs w:val="20"/>
-              </w:rPr>
-              <w:t>pull_request</w:t>
-            </w:r>
-            <w:proofErr w:type="spellEnd"/>
-            <w:r>
-              <w:rPr>
-                <w:color w:val="000000"/>
-                <w:sz w:val="20"/>
-                <w:szCs w:val="20"/>
-              </w:rPr>
-              <w:t xml:space="preserve"> → staging</w:t>
+            <w:r>
+              <w:rPr>
+                <w:color w:val="000000"/>
+                <w:sz w:val="20"/>
+                <w:szCs w:val="20"/>
+              </w:rPr>
+              <w:t>pull_request → staging</w:t>
             </w:r>
           </w:p>
         </w:tc>
@@ -4290,42 +3897,8 @@
                 <w:sz w:val="20"/>
                 <w:szCs w:val="20"/>
               </w:rPr>
-              <w:t>.</w:t>
-            </w:r>
-            <w:proofErr w:type="spellStart"/>
-            <w:r>
-              <w:rPr>
-                <w:b/>
-                <w:bCs/>
-                <w:color w:val="000000"/>
-                <w:sz w:val="20"/>
-                <w:szCs w:val="20"/>
-              </w:rPr>
-              <w:t>github</w:t>
-            </w:r>
-            <w:proofErr w:type="spellEnd"/>
-            <w:r>
-              <w:rPr>
-                <w:b/>
-                <w:bCs/>
-                <w:color w:val="000000"/>
-                <w:sz w:val="20"/>
-                <w:szCs w:val="20"/>
-              </w:rPr>
-              <w:t>/workflows/cd-</w:t>
-            </w:r>
-            <w:proofErr w:type="spellStart"/>
-            <w:r>
-              <w:rPr>
-                <w:b/>
-                <w:bCs/>
-                <w:color w:val="000000"/>
-                <w:sz w:val="20"/>
-                <w:szCs w:val="20"/>
-              </w:rPr>
-              <w:t>staging.yml</w:t>
-            </w:r>
-            <w:proofErr w:type="spellEnd"/>
+              <w:t>.github/workflows/cd-staging.yml</w:t>
+            </w:r>
           </w:p>
         </w:tc>
         <w:tc>
@@ -4478,42 +4051,8 @@
                 <w:sz w:val="20"/>
                 <w:szCs w:val="20"/>
               </w:rPr>
-              <w:t>.</w:t>
-            </w:r>
-            <w:proofErr w:type="spellStart"/>
-            <w:r>
-              <w:rPr>
-                <w:b/>
-                <w:bCs/>
-                <w:color w:val="000000"/>
-                <w:sz w:val="20"/>
-                <w:szCs w:val="20"/>
-              </w:rPr>
-              <w:t>github</w:t>
-            </w:r>
-            <w:proofErr w:type="spellEnd"/>
-            <w:r>
-              <w:rPr>
-                <w:b/>
-                <w:bCs/>
-                <w:color w:val="000000"/>
-                <w:sz w:val="20"/>
-                <w:szCs w:val="20"/>
-              </w:rPr>
-              <w:t>/workflows/ci-</w:t>
-            </w:r>
-            <w:proofErr w:type="spellStart"/>
-            <w:r>
-              <w:rPr>
-                <w:b/>
-                <w:bCs/>
-                <w:color w:val="000000"/>
-                <w:sz w:val="20"/>
-                <w:szCs w:val="20"/>
-              </w:rPr>
-              <w:t>prod.yml</w:t>
-            </w:r>
-            <w:proofErr w:type="spellEnd"/>
+              <w:t>.github/workflows/ci-prod.yml</w:t>
+            </w:r>
           </w:p>
         </w:tc>
         <w:tc>
@@ -4564,23 +4103,13 @@
             <w:vAlign w:val="center"/>
           </w:tcPr>
           <w:p>
-            <w:proofErr w:type="spellStart"/>
-            <w:r>
-              <w:rPr>
-                <w:color w:val="000000"/>
-                <w:sz w:val="20"/>
-                <w:szCs w:val="20"/>
-              </w:rPr>
-              <w:t>pull_request</w:t>
-            </w:r>
-            <w:proofErr w:type="spellEnd"/>
-            <w:r>
-              <w:rPr>
-                <w:color w:val="000000"/>
-                <w:sz w:val="20"/>
-                <w:szCs w:val="20"/>
-              </w:rPr>
-              <w:t xml:space="preserve"> → main</w:t>
+            <w:r>
+              <w:rPr>
+                <w:color w:val="000000"/>
+                <w:sz w:val="20"/>
+                <w:szCs w:val="20"/>
+              </w:rPr>
+              <w:t>pull_request → main</w:t>
             </w:r>
           </w:p>
         </w:tc>
@@ -4692,42 +4221,8 @@
                 <w:sz w:val="20"/>
                 <w:szCs w:val="20"/>
               </w:rPr>
-              <w:t>.</w:t>
-            </w:r>
-            <w:proofErr w:type="spellStart"/>
-            <w:r>
-              <w:rPr>
-                <w:b/>
-                <w:bCs/>
-                <w:color w:val="000000"/>
-                <w:sz w:val="20"/>
-                <w:szCs w:val="20"/>
-              </w:rPr>
-              <w:t>github</w:t>
-            </w:r>
-            <w:proofErr w:type="spellEnd"/>
-            <w:r>
-              <w:rPr>
-                <w:b/>
-                <w:bCs/>
-                <w:color w:val="000000"/>
-                <w:sz w:val="20"/>
-                <w:szCs w:val="20"/>
-              </w:rPr>
-              <w:t>/workflows/cd-</w:t>
-            </w:r>
-            <w:proofErr w:type="spellStart"/>
-            <w:r>
-              <w:rPr>
-                <w:b/>
-                <w:bCs/>
-                <w:color w:val="000000"/>
-                <w:sz w:val="20"/>
-                <w:szCs w:val="20"/>
-              </w:rPr>
-              <w:t>prod.yml</w:t>
-            </w:r>
-            <w:proofErr w:type="spellEnd"/>
+              <w:t>.github/workflows/cd-prod.yml</w:t>
+            </w:r>
           </w:p>
         </w:tc>
         <w:tc>
@@ -4836,21 +4331,7 @@
         <w:rPr>
           <w:color w:val="000000"/>
         </w:rPr>
-        <w:t xml:space="preserve">Each team member independently follows the complete </w:t>
-      </w:r>
-      <w:proofErr w:type="spellStart"/>
-      <w:r>
-        <w:rPr>
-          <w:color w:val="000000"/>
-        </w:rPr>
-        <w:t>GitFlow</w:t>
-      </w:r>
-      <w:proofErr w:type="spellEnd"/>
-      <w:r>
-        <w:rPr>
-          <w:color w:val="000000"/>
-        </w:rPr>
-        <w:t xml:space="preserve"> for their assigned page and workflow file:</w:t>
+        <w:t>Each team member independently follows the complete GitFlow for their assigned page and workflow file:</w:t>
       </w:r>
     </w:p>
     <w:p>
@@ -4883,47 +4364,7 @@
           <w:sz w:val="20"/>
           <w:szCs w:val="20"/>
         </w:rPr>
-        <w:t>feature/&lt;</w:t>
-      </w:r>
-      <w:proofErr w:type="spellStart"/>
-      <w:r>
-        <w:rPr>
-          <w:rFonts w:ascii="Courier New" w:eastAsia="Courier New" w:hAnsi="Courier New" w:cs="Courier New"/>
-          <w:color w:val="C7254E"/>
-          <w:sz w:val="20"/>
-          <w:szCs w:val="20"/>
-        </w:rPr>
-        <w:t>github</w:t>
-      </w:r>
-      <w:proofErr w:type="spellEnd"/>
-      <w:r>
-        <w:rPr>
-          <w:rFonts w:ascii="Courier New" w:eastAsia="Courier New" w:hAnsi="Courier New" w:cs="Courier New"/>
-          <w:color w:val="C7254E"/>
-          <w:sz w:val="20"/>
-          <w:szCs w:val="20"/>
-        </w:rPr>
-        <w:t>-username&gt;/&lt;page-name&gt;   (e.g., feature/sara-malik/</w:t>
-      </w:r>
-      <w:proofErr w:type="spellStart"/>
-      <w:r>
-        <w:rPr>
-          <w:rFonts w:ascii="Courier New" w:eastAsia="Courier New" w:hAnsi="Courier New" w:cs="Courier New"/>
-          <w:color w:val="C7254E"/>
-          <w:sz w:val="20"/>
-          <w:szCs w:val="20"/>
-        </w:rPr>
-        <w:t>lahore</w:t>
-      </w:r>
-      <w:proofErr w:type="spellEnd"/>
-      <w:r>
-        <w:rPr>
-          <w:rFonts w:ascii="Courier New" w:eastAsia="Courier New" w:hAnsi="Courier New" w:cs="Courier New"/>
-          <w:color w:val="C7254E"/>
-          <w:sz w:val="20"/>
-          <w:szCs w:val="20"/>
-        </w:rPr>
-        <w:t>)</w:t>
+        <w:t>feature/&lt;github-username&gt;/&lt;page-name&gt;   (e.g., feature/sara-malik/lahore)</w:t>
       </w:r>
     </w:p>
     <w:p>
@@ -4955,21 +4396,7 @@
         <w:rPr>
           <w:color w:val="000000"/>
         </w:rPr>
-        <w:t>Author the assigned workflow file (Table 3) in .</w:t>
-      </w:r>
-      <w:proofErr w:type="spellStart"/>
-      <w:r>
-        <w:rPr>
-          <w:color w:val="000000"/>
-        </w:rPr>
-        <w:t>github</w:t>
-      </w:r>
-      <w:proofErr w:type="spellEnd"/>
-      <w:r>
-        <w:rPr>
-          <w:color w:val="000000"/>
-        </w:rPr>
-        <w:t>/workflows/. The workflow must be syntactically correct YAML.</w:t>
+        <w:t>Author the assigned workflow file (Table 3) in .github/workflows/. The workflow must be syntactically correct YAML.</w:t>
       </w:r>
     </w:p>
     <w:p>
@@ -5001,21 +4428,7 @@
         <w:rPr>
           <w:color w:val="000000"/>
         </w:rPr>
-        <w:t>Open a Pull Request (PR) targeting the develop branch. The CI workflow for the development environment (ci-</w:t>
-      </w:r>
-      <w:proofErr w:type="spellStart"/>
-      <w:r>
-        <w:rPr>
-          <w:color w:val="000000"/>
-        </w:rPr>
-        <w:t>dev.yml</w:t>
-      </w:r>
-      <w:proofErr w:type="spellEnd"/>
-      <w:r>
-        <w:rPr>
-          <w:color w:val="000000"/>
-        </w:rPr>
-        <w:t>) fires automatically. Verify all steps pass.</w:t>
+        <w:t>Open a Pull Request (PR) targeting the develop branch. The CI workflow for the development environment (ci-dev.yml) fires automatically. Verify all steps pass.</w:t>
       </w:r>
     </w:p>
     <w:p>
@@ -5031,21 +4444,7 @@
         <w:rPr>
           <w:color w:val="000000"/>
         </w:rPr>
-        <w:t>Request a review from the Team Lead. Once CI passes and the PR is approved, the Team Lead merges it. The merge triggers the CD pipeline (cd-</w:t>
-      </w:r>
-      <w:proofErr w:type="spellStart"/>
-      <w:r>
-        <w:rPr>
-          <w:color w:val="000000"/>
-        </w:rPr>
-        <w:t>dev.yml</w:t>
-      </w:r>
-      <w:proofErr w:type="spellEnd"/>
-      <w:r>
-        <w:rPr>
-          <w:color w:val="000000"/>
-        </w:rPr>
-        <w:t>) and deploys the updated site to the Render development service.</w:t>
+        <w:t>Request a review from the Team Lead. Once CI passes and the PR is approved, the Team Lead merges it. The merge triggers the CD pipeline (cd-dev.yml) and deploys the updated site to the Render development service.</w:t>
       </w:r>
     </w:p>
     <w:p/>
@@ -5072,87 +4471,7 @@
           <w:sz w:val="19"/>
           <w:szCs w:val="19"/>
         </w:rPr>
-        <w:t>Feature Branch → PR to develop → ci-</w:t>
-      </w:r>
-      <w:proofErr w:type="spellStart"/>
-      <w:r>
-        <w:rPr>
-          <w:rFonts w:ascii="Courier New" w:eastAsia="Courier New" w:hAnsi="Courier New" w:cs="Courier New"/>
-          <w:color w:val="1F3864"/>
-          <w:sz w:val="19"/>
-          <w:szCs w:val="19"/>
-        </w:rPr>
-        <w:t>dev.yml</w:t>
-      </w:r>
-      <w:proofErr w:type="spellEnd"/>
-      <w:r>
-        <w:rPr>
-          <w:rFonts w:ascii="Courier New" w:eastAsia="Courier New" w:hAnsi="Courier New" w:cs="Courier New"/>
-          <w:color w:val="1F3864"/>
-          <w:sz w:val="19"/>
-          <w:szCs w:val="19"/>
-        </w:rPr>
-        <w:t xml:space="preserve"> builds &amp; pushes :dev-latest → PR merged → push on develop → cd-</w:t>
-      </w:r>
-      <w:proofErr w:type="spellStart"/>
-      <w:r>
-        <w:rPr>
-          <w:rFonts w:ascii="Courier New" w:eastAsia="Courier New" w:hAnsi="Courier New" w:cs="Courier New"/>
-          <w:color w:val="1F3864"/>
-          <w:sz w:val="19"/>
-          <w:szCs w:val="19"/>
-        </w:rPr>
-        <w:t>dev.yml</w:t>
-      </w:r>
-      <w:proofErr w:type="spellEnd"/>
-      <w:r>
-        <w:rPr>
-          <w:rFonts w:ascii="Courier New" w:eastAsia="Courier New" w:hAnsi="Courier New" w:cs="Courier New"/>
-          <w:color w:val="1F3864"/>
-          <w:sz w:val="19"/>
-          <w:szCs w:val="19"/>
-        </w:rPr>
-        <w:t xml:space="preserve"> deploys to </w:t>
-      </w:r>
-      <w:proofErr w:type="spellStart"/>
-      <w:r>
-        <w:rPr>
-          <w:rFonts w:ascii="Courier New" w:eastAsia="Courier New" w:hAnsi="Courier New" w:cs="Courier New"/>
-          <w:color w:val="1F3864"/>
-          <w:sz w:val="19"/>
-          <w:szCs w:val="19"/>
-        </w:rPr>
-        <w:t>pakvista</w:t>
-      </w:r>
-      <w:proofErr w:type="spellEnd"/>
-      <w:r>
-        <w:rPr>
-          <w:rFonts w:ascii="Courier New" w:eastAsia="Courier New" w:hAnsi="Courier New" w:cs="Courier New"/>
-          <w:color w:val="1F3864"/>
-          <w:sz w:val="19"/>
-          <w:szCs w:val="19"/>
-        </w:rPr>
-        <w:t xml:space="preserve">-dev on Render → Live </w:t>
-      </w:r>
-      <w:proofErr w:type="spellStart"/>
-      <w:r>
-        <w:rPr>
-          <w:rFonts w:ascii="Courier New" w:eastAsia="Courier New" w:hAnsi="Courier New" w:cs="Courier New"/>
-          <w:color w:val="1F3864"/>
-          <w:sz w:val="19"/>
-          <w:szCs w:val="19"/>
-        </w:rPr>
-        <w:t>PakVista</w:t>
-      </w:r>
-      <w:proofErr w:type="spellEnd"/>
-      <w:r>
-        <w:rPr>
-          <w:rFonts w:ascii="Courier New" w:eastAsia="Courier New" w:hAnsi="Courier New" w:cs="Courier New"/>
-          <w:color w:val="1F3864"/>
-          <w:sz w:val="19"/>
-          <w:szCs w:val="19"/>
-        </w:rPr>
-        <w:t xml:space="preserve"> Development updated.</w:t>
+        <w:t>Feature Branch → PR to develop → ci-dev.yml builds &amp; pushes :dev-latest → PR merged → push on develop → cd-dev.yml deploys to pakvista-dev on Render → Live PakVista Development updated.</w:t>
       </w:r>
     </w:p>
     <w:p/>
@@ -5203,21 +4522,7 @@
         <w:rPr>
           <w:color w:val="000000"/>
         </w:rPr>
-        <w:t xml:space="preserve">Create a new public GitHub repository named </w:t>
-      </w:r>
-      <w:proofErr w:type="spellStart"/>
-      <w:r>
-        <w:rPr>
-          <w:color w:val="000000"/>
-        </w:rPr>
-        <w:t>pakvista-cicd</w:t>
-      </w:r>
-      <w:proofErr w:type="spellEnd"/>
-      <w:r>
-        <w:rPr>
-          <w:color w:val="000000"/>
-        </w:rPr>
-        <w:t xml:space="preserve"> (or a name agreed by the team). Do NOT clone or fork any existing repository.</w:t>
+        <w:t>Create a new public GitHub repository named pakvista-cicd (or a name agreed by the team). Do NOT clone or fork any existing repository.</w:t>
       </w:r>
     </w:p>
     <w:p>
@@ -5548,27 +4853,15 @@
             <w:vAlign w:val="center"/>
           </w:tcPr>
           <w:p>
-            <w:proofErr w:type="spellStart"/>
-            <w:r>
-              <w:rPr>
-                <w:b/>
-                <w:bCs/>
-                <w:color w:val="000000"/>
-                <w:sz w:val="20"/>
-                <w:szCs w:val="20"/>
-              </w:rPr>
-              <w:t>pakvista</w:t>
-            </w:r>
-            <w:proofErr w:type="spellEnd"/>
-            <w:r>
-              <w:rPr>
-                <w:b/>
-                <w:bCs/>
-                <w:color w:val="000000"/>
-                <w:sz w:val="20"/>
-                <w:szCs w:val="20"/>
-              </w:rPr>
-              <w:t>-dev</w:t>
+            <w:r>
+              <w:rPr>
+                <w:b/>
+                <w:bCs/>
+                <w:color w:val="000000"/>
+                <w:sz w:val="20"/>
+                <w:szCs w:val="20"/>
+              </w:rPr>
+              <w:t>pakvista-dev</w:t>
             </w:r>
           </w:p>
         </w:tc>
@@ -5680,27 +4973,15 @@
             <w:vAlign w:val="center"/>
           </w:tcPr>
           <w:p>
-            <w:proofErr w:type="spellStart"/>
-            <w:r>
-              <w:rPr>
-                <w:b/>
-                <w:bCs/>
-                <w:color w:val="000000"/>
-                <w:sz w:val="20"/>
-                <w:szCs w:val="20"/>
-              </w:rPr>
-              <w:t>pakvista</w:t>
-            </w:r>
-            <w:proofErr w:type="spellEnd"/>
-            <w:r>
-              <w:rPr>
-                <w:b/>
-                <w:bCs/>
-                <w:color w:val="000000"/>
-                <w:sz w:val="20"/>
-                <w:szCs w:val="20"/>
-              </w:rPr>
-              <w:t>-staging</w:t>
+            <w:r>
+              <w:rPr>
+                <w:b/>
+                <w:bCs/>
+                <w:color w:val="000000"/>
+                <w:sz w:val="20"/>
+                <w:szCs w:val="20"/>
+              </w:rPr>
+              <w:t>pakvista-staging</w:t>
             </w:r>
           </w:p>
         </w:tc>
@@ -5812,27 +5093,15 @@
             <w:vAlign w:val="center"/>
           </w:tcPr>
           <w:p>
-            <w:proofErr w:type="spellStart"/>
-            <w:r>
-              <w:rPr>
-                <w:b/>
-                <w:bCs/>
-                <w:color w:val="000000"/>
-                <w:sz w:val="20"/>
-                <w:szCs w:val="20"/>
-              </w:rPr>
-              <w:t>pakvista</w:t>
-            </w:r>
-            <w:proofErr w:type="spellEnd"/>
-            <w:r>
-              <w:rPr>
-                <w:b/>
-                <w:bCs/>
-                <w:color w:val="000000"/>
-                <w:sz w:val="20"/>
-                <w:szCs w:val="20"/>
-              </w:rPr>
-              <w:t>-prod</w:t>
+            <w:r>
+              <w:rPr>
+                <w:b/>
+                <w:bCs/>
+                <w:color w:val="000000"/>
+                <w:sz w:val="20"/>
+                <w:szCs w:val="20"/>
+              </w:rPr>
+              <w:t>pakvista-prod</w:t>
             </w:r>
           </w:p>
         </w:tc>
@@ -6088,23 +5357,13 @@
             <w:vAlign w:val="center"/>
           </w:tcPr>
           <w:p>
-            <w:proofErr w:type="spellStart"/>
-            <w:r>
-              <w:rPr>
-                <w:color w:val="000000"/>
-                <w:sz w:val="20"/>
-                <w:szCs w:val="20"/>
-              </w:rPr>
-              <w:t>PakVista</w:t>
-            </w:r>
-            <w:proofErr w:type="spellEnd"/>
-            <w:r>
-              <w:rPr>
-                <w:color w:val="000000"/>
-                <w:sz w:val="20"/>
-                <w:szCs w:val="20"/>
-              </w:rPr>
-              <w:t xml:space="preserve"> Home / Welcome page – created by Member 1 (Team Lead)</w:t>
+            <w:r>
+              <w:rPr>
+                <w:color w:val="000000"/>
+                <w:sz w:val="20"/>
+                <w:szCs w:val="20"/>
+              </w:rPr>
+              <w:t>PakVista Home / Welcome page – created by Member 1 (Team Lead)</w:t>
             </w:r>
           </w:p>
         </w:tc>
@@ -6440,7 +5699,6 @@
             <w:vAlign w:val="center"/>
           </w:tcPr>
           <w:p>
-            <w:proofErr w:type="spellStart"/>
             <w:r>
               <w:rPr>
                 <w:b/>
@@ -6451,7 +5709,6 @@
               </w:rPr>
               <w:t>Dockerfile</w:t>
             </w:r>
-            <w:proofErr w:type="spellEnd"/>
           </w:p>
         </w:tc>
         <w:tc>
@@ -6479,61 +5736,7 @@
                 <w:sz w:val="20"/>
                 <w:szCs w:val="20"/>
               </w:rPr>
-              <w:t xml:space="preserve">Multi-stage </w:t>
-            </w:r>
-            <w:proofErr w:type="spellStart"/>
-            <w:r>
-              <w:rPr>
-                <w:color w:val="000000"/>
-                <w:sz w:val="20"/>
-                <w:szCs w:val="20"/>
-              </w:rPr>
-              <w:t>Dockerfile</w:t>
-            </w:r>
-            <w:proofErr w:type="spellEnd"/>
-            <w:r>
-              <w:rPr>
-                <w:color w:val="000000"/>
-                <w:sz w:val="20"/>
-                <w:szCs w:val="20"/>
-              </w:rPr>
-              <w:t xml:space="preserve"> to </w:t>
-            </w:r>
-            <w:proofErr w:type="spellStart"/>
-            <w:r>
-              <w:rPr>
-                <w:color w:val="000000"/>
-                <w:sz w:val="20"/>
-                <w:szCs w:val="20"/>
-              </w:rPr>
-              <w:t>containerise</w:t>
-            </w:r>
-            <w:proofErr w:type="spellEnd"/>
-            <w:r>
-              <w:rPr>
-                <w:color w:val="000000"/>
-                <w:sz w:val="20"/>
-                <w:szCs w:val="20"/>
-              </w:rPr>
-              <w:t xml:space="preserve"> the application (</w:t>
-            </w:r>
-            <w:proofErr w:type="spellStart"/>
-            <w:r>
-              <w:rPr>
-                <w:color w:val="000000"/>
-                <w:sz w:val="20"/>
-                <w:szCs w:val="20"/>
-              </w:rPr>
-              <w:t>nginx:alpine-based</w:t>
-            </w:r>
-            <w:proofErr w:type="spellEnd"/>
-            <w:r>
-              <w:rPr>
-                <w:color w:val="000000"/>
-                <w:sz w:val="20"/>
-                <w:szCs w:val="20"/>
-              </w:rPr>
-              <w:t>)</w:t>
+              <w:t>Multi-stage Dockerfile to containerise the application (nginx:alpine-based)</w:t>
             </w:r>
           </w:p>
         </w:tc>
@@ -6566,42 +5769,8 @@
                 <w:sz w:val="20"/>
                 <w:szCs w:val="20"/>
               </w:rPr>
-              <w:t>.</w:t>
-            </w:r>
-            <w:proofErr w:type="spellStart"/>
-            <w:r>
-              <w:rPr>
-                <w:b/>
-                <w:bCs/>
-                <w:color w:val="000000"/>
-                <w:sz w:val="20"/>
-                <w:szCs w:val="20"/>
-              </w:rPr>
-              <w:t>github</w:t>
-            </w:r>
-            <w:proofErr w:type="spellEnd"/>
-            <w:r>
-              <w:rPr>
-                <w:b/>
-                <w:bCs/>
-                <w:color w:val="000000"/>
-                <w:sz w:val="20"/>
-                <w:szCs w:val="20"/>
-              </w:rPr>
-              <w:t>/workflows/ci-</w:t>
-            </w:r>
-            <w:proofErr w:type="spellStart"/>
-            <w:r>
-              <w:rPr>
-                <w:b/>
-                <w:bCs/>
-                <w:color w:val="000000"/>
-                <w:sz w:val="20"/>
-                <w:szCs w:val="20"/>
-              </w:rPr>
-              <w:t>dev.yml</w:t>
-            </w:r>
-            <w:proofErr w:type="spellEnd"/>
+              <w:t>.github/workflows/ci-dev.yml</w:t>
+            </w:r>
           </w:p>
         </w:tc>
         <w:tc>
@@ -6629,25 +5798,7 @@
                 <w:sz w:val="20"/>
                 <w:szCs w:val="20"/>
               </w:rPr>
-              <w:t xml:space="preserve">CI workflow for Development – triggered on </w:t>
-            </w:r>
-            <w:proofErr w:type="spellStart"/>
-            <w:r>
-              <w:rPr>
-                <w:color w:val="000000"/>
-                <w:sz w:val="20"/>
-                <w:szCs w:val="20"/>
-              </w:rPr>
-              <w:t>pull_request</w:t>
-            </w:r>
-            <w:proofErr w:type="spellEnd"/>
-            <w:r>
-              <w:rPr>
-                <w:color w:val="000000"/>
-                <w:sz w:val="20"/>
-                <w:szCs w:val="20"/>
-              </w:rPr>
-              <w:t xml:space="preserve"> targeting develop</w:t>
+              <w:t>CI workflow for Development – triggered on pull_request targeting develop</w:t>
             </w:r>
           </w:p>
         </w:tc>
@@ -6680,42 +5831,8 @@
                 <w:sz w:val="20"/>
                 <w:szCs w:val="20"/>
               </w:rPr>
-              <w:t>.</w:t>
-            </w:r>
-            <w:proofErr w:type="spellStart"/>
-            <w:r>
-              <w:rPr>
-                <w:b/>
-                <w:bCs/>
-                <w:color w:val="000000"/>
-                <w:sz w:val="20"/>
-                <w:szCs w:val="20"/>
-              </w:rPr>
-              <w:t>github</w:t>
-            </w:r>
-            <w:proofErr w:type="spellEnd"/>
-            <w:r>
-              <w:rPr>
-                <w:b/>
-                <w:bCs/>
-                <w:color w:val="000000"/>
-                <w:sz w:val="20"/>
-                <w:szCs w:val="20"/>
-              </w:rPr>
-              <w:t>/workflows/cd-</w:t>
-            </w:r>
-            <w:proofErr w:type="spellStart"/>
-            <w:r>
-              <w:rPr>
-                <w:b/>
-                <w:bCs/>
-                <w:color w:val="000000"/>
-                <w:sz w:val="20"/>
-                <w:szCs w:val="20"/>
-              </w:rPr>
-              <w:t>dev.yml</w:t>
-            </w:r>
-            <w:proofErr w:type="spellEnd"/>
+              <w:t>.github/workflows/cd-dev.yml</w:t>
+            </w:r>
           </w:p>
         </w:tc>
         <w:tc>
@@ -6776,42 +5893,8 @@
                 <w:sz w:val="20"/>
                 <w:szCs w:val="20"/>
               </w:rPr>
-              <w:t>.</w:t>
-            </w:r>
-            <w:proofErr w:type="spellStart"/>
-            <w:r>
-              <w:rPr>
-                <w:b/>
-                <w:bCs/>
-                <w:color w:val="000000"/>
-                <w:sz w:val="20"/>
-                <w:szCs w:val="20"/>
-              </w:rPr>
-              <w:t>github</w:t>
-            </w:r>
-            <w:proofErr w:type="spellEnd"/>
-            <w:r>
-              <w:rPr>
-                <w:b/>
-                <w:bCs/>
-                <w:color w:val="000000"/>
-                <w:sz w:val="20"/>
-                <w:szCs w:val="20"/>
-              </w:rPr>
-              <w:t>/workflows/ci-</w:t>
-            </w:r>
-            <w:proofErr w:type="spellStart"/>
-            <w:r>
-              <w:rPr>
-                <w:b/>
-                <w:bCs/>
-                <w:color w:val="000000"/>
-                <w:sz w:val="20"/>
-                <w:szCs w:val="20"/>
-              </w:rPr>
-              <w:t>staging.yml</w:t>
-            </w:r>
-            <w:proofErr w:type="spellEnd"/>
+              <w:t>.github/workflows/ci-staging.yml</w:t>
+            </w:r>
           </w:p>
         </w:tc>
         <w:tc>
@@ -6839,25 +5922,7 @@
                 <w:sz w:val="20"/>
                 <w:szCs w:val="20"/>
               </w:rPr>
-              <w:t xml:space="preserve">CI workflow for Staging – triggered on </w:t>
-            </w:r>
-            <w:proofErr w:type="spellStart"/>
-            <w:r>
-              <w:rPr>
-                <w:color w:val="000000"/>
-                <w:sz w:val="20"/>
-                <w:szCs w:val="20"/>
-              </w:rPr>
-              <w:t>pull_request</w:t>
-            </w:r>
-            <w:proofErr w:type="spellEnd"/>
-            <w:r>
-              <w:rPr>
-                <w:color w:val="000000"/>
-                <w:sz w:val="20"/>
-                <w:szCs w:val="20"/>
-              </w:rPr>
-              <w:t xml:space="preserve"> targeting staging</w:t>
+              <w:t>CI workflow for Staging – triggered on pull_request targeting staging</w:t>
             </w:r>
           </w:p>
         </w:tc>
@@ -6890,42 +5955,8 @@
                 <w:sz w:val="20"/>
                 <w:szCs w:val="20"/>
               </w:rPr>
-              <w:t>.</w:t>
-            </w:r>
-            <w:proofErr w:type="spellStart"/>
-            <w:r>
-              <w:rPr>
-                <w:b/>
-                <w:bCs/>
-                <w:color w:val="000000"/>
-                <w:sz w:val="20"/>
-                <w:szCs w:val="20"/>
-              </w:rPr>
-              <w:t>github</w:t>
-            </w:r>
-            <w:proofErr w:type="spellEnd"/>
-            <w:r>
-              <w:rPr>
-                <w:b/>
-                <w:bCs/>
-                <w:color w:val="000000"/>
-                <w:sz w:val="20"/>
-                <w:szCs w:val="20"/>
-              </w:rPr>
-              <w:t>/workflows/cd-</w:t>
-            </w:r>
-            <w:proofErr w:type="spellStart"/>
-            <w:r>
-              <w:rPr>
-                <w:b/>
-                <w:bCs/>
-                <w:color w:val="000000"/>
-                <w:sz w:val="20"/>
-                <w:szCs w:val="20"/>
-              </w:rPr>
-              <w:t>staging.yml</w:t>
-            </w:r>
-            <w:proofErr w:type="spellEnd"/>
+              <w:t>.github/workflows/cd-staging.yml</w:t>
+            </w:r>
           </w:p>
         </w:tc>
         <w:tc>
@@ -6986,42 +6017,8 @@
                 <w:sz w:val="20"/>
                 <w:szCs w:val="20"/>
               </w:rPr>
-              <w:t>.</w:t>
-            </w:r>
-            <w:proofErr w:type="spellStart"/>
-            <w:r>
-              <w:rPr>
-                <w:b/>
-                <w:bCs/>
-                <w:color w:val="000000"/>
-                <w:sz w:val="20"/>
-                <w:szCs w:val="20"/>
-              </w:rPr>
-              <w:t>github</w:t>
-            </w:r>
-            <w:proofErr w:type="spellEnd"/>
-            <w:r>
-              <w:rPr>
-                <w:b/>
-                <w:bCs/>
-                <w:color w:val="000000"/>
-                <w:sz w:val="20"/>
-                <w:szCs w:val="20"/>
-              </w:rPr>
-              <w:t>/workflows/ci-</w:t>
-            </w:r>
-            <w:proofErr w:type="spellStart"/>
-            <w:r>
-              <w:rPr>
-                <w:b/>
-                <w:bCs/>
-                <w:color w:val="000000"/>
-                <w:sz w:val="20"/>
-                <w:szCs w:val="20"/>
-              </w:rPr>
-              <w:t>prod.yml</w:t>
-            </w:r>
-            <w:proofErr w:type="spellEnd"/>
+              <w:t>.github/workflows/ci-prod.yml</w:t>
+            </w:r>
           </w:p>
         </w:tc>
         <w:tc>
@@ -7049,25 +6046,7 @@
                 <w:sz w:val="20"/>
                 <w:szCs w:val="20"/>
               </w:rPr>
-              <w:t xml:space="preserve">CI workflow for Production – triggered on </w:t>
-            </w:r>
-            <w:proofErr w:type="spellStart"/>
-            <w:r>
-              <w:rPr>
-                <w:color w:val="000000"/>
-                <w:sz w:val="20"/>
-                <w:szCs w:val="20"/>
-              </w:rPr>
-              <w:t>pull_request</w:t>
-            </w:r>
-            <w:proofErr w:type="spellEnd"/>
-            <w:r>
-              <w:rPr>
-                <w:color w:val="000000"/>
-                <w:sz w:val="20"/>
-                <w:szCs w:val="20"/>
-              </w:rPr>
-              <w:t xml:space="preserve"> targeting main</w:t>
+              <w:t>CI workflow for Production – triggered on pull_request targeting main</w:t>
             </w:r>
           </w:p>
         </w:tc>
@@ -7100,42 +6079,8 @@
                 <w:sz w:val="20"/>
                 <w:szCs w:val="20"/>
               </w:rPr>
-              <w:t>.</w:t>
-            </w:r>
-            <w:proofErr w:type="spellStart"/>
-            <w:r>
-              <w:rPr>
-                <w:b/>
-                <w:bCs/>
-                <w:color w:val="000000"/>
-                <w:sz w:val="20"/>
-                <w:szCs w:val="20"/>
-              </w:rPr>
-              <w:t>github</w:t>
-            </w:r>
-            <w:proofErr w:type="spellEnd"/>
-            <w:r>
-              <w:rPr>
-                <w:b/>
-                <w:bCs/>
-                <w:color w:val="000000"/>
-                <w:sz w:val="20"/>
-                <w:szCs w:val="20"/>
-              </w:rPr>
-              <w:t>/workflows/cd-</w:t>
-            </w:r>
-            <w:proofErr w:type="spellStart"/>
-            <w:r>
-              <w:rPr>
-                <w:b/>
-                <w:bCs/>
-                <w:color w:val="000000"/>
-                <w:sz w:val="20"/>
-                <w:szCs w:val="20"/>
-              </w:rPr>
-              <w:t>prod.yml</w:t>
-            </w:r>
-            <w:proofErr w:type="spellEnd"/>
+              <w:t>.github/workflows/cd-prod.yml</w:t>
+            </w:r>
           </w:p>
         </w:tc>
         <w:tc>
@@ -7753,25 +6698,7 @@
                 <w:sz w:val="20"/>
                 <w:szCs w:val="20"/>
               </w:rPr>
-              <w:t xml:space="preserve">Deploy-hook webhook URL from the </w:t>
-            </w:r>
-            <w:proofErr w:type="spellStart"/>
-            <w:r>
-              <w:rPr>
-                <w:color w:val="000000"/>
-                <w:sz w:val="20"/>
-                <w:szCs w:val="20"/>
-              </w:rPr>
-              <w:t>pakvista</w:t>
-            </w:r>
-            <w:proofErr w:type="spellEnd"/>
-            <w:r>
-              <w:rPr>
-                <w:color w:val="000000"/>
-                <w:sz w:val="20"/>
-                <w:szCs w:val="20"/>
-              </w:rPr>
-              <w:t>-dev Render service. Added inside the 'development' environment secrets.</w:t>
+              <w:t>Deploy-hook webhook URL from the pakvista-dev Render service. Added inside the 'development' environment secrets.</w:t>
             </w:r>
           </w:p>
         </w:tc>
@@ -7864,25 +6791,7 @@
                 <w:sz w:val="20"/>
                 <w:szCs w:val="20"/>
               </w:rPr>
-              <w:t xml:space="preserve">Deploy-hook webhook URL from the </w:t>
-            </w:r>
-            <w:proofErr w:type="spellStart"/>
-            <w:r>
-              <w:rPr>
-                <w:color w:val="000000"/>
-                <w:sz w:val="20"/>
-                <w:szCs w:val="20"/>
-              </w:rPr>
-              <w:t>pakvista</w:t>
-            </w:r>
-            <w:proofErr w:type="spellEnd"/>
-            <w:r>
-              <w:rPr>
-                <w:color w:val="000000"/>
-                <w:sz w:val="20"/>
-                <w:szCs w:val="20"/>
-              </w:rPr>
-              <w:t>-staging Render service. Added inside the 'staging' environment secrets.</w:t>
+              <w:t>Deploy-hook webhook URL from the pakvista-staging Render service. Added inside the 'staging' environment secrets.</w:t>
             </w:r>
           </w:p>
         </w:tc>
@@ -7975,25 +6884,7 @@
                 <w:sz w:val="20"/>
                 <w:szCs w:val="20"/>
               </w:rPr>
-              <w:t xml:space="preserve">Deploy-hook webhook URL from the </w:t>
-            </w:r>
-            <w:proofErr w:type="spellStart"/>
-            <w:r>
-              <w:rPr>
-                <w:color w:val="000000"/>
-                <w:sz w:val="20"/>
-                <w:szCs w:val="20"/>
-              </w:rPr>
-              <w:t>pakvista</w:t>
-            </w:r>
-            <w:proofErr w:type="spellEnd"/>
-            <w:r>
-              <w:rPr>
-                <w:color w:val="000000"/>
-                <w:sz w:val="20"/>
-                <w:szCs w:val="20"/>
-              </w:rPr>
-              <w:t>-prod Render service. Added inside the 'production' environment secrets.</w:t>
+              <w:t>Deploy-hook webhook URL from the pakvista-prod Render service. Added inside the 'production' environment secrets.</w:t>
             </w:r>
           </w:p>
         </w:tc>
@@ -8234,20 +7125,8 @@
                 <w:sz w:val="20"/>
                 <w:szCs w:val="20"/>
               </w:rPr>
-              <w:t>ci-</w:t>
-            </w:r>
-            <w:proofErr w:type="spellStart"/>
-            <w:r>
-              <w:rPr>
-                <w:b/>
-                <w:bCs/>
-                <w:color w:val="000000"/>
-                <w:sz w:val="20"/>
-                <w:szCs w:val="20"/>
-              </w:rPr>
-              <w:t>dev.yml</w:t>
-            </w:r>
-            <w:proofErr w:type="spellEnd"/>
+              <w:t>ci-dev.yml</w:t>
+            </w:r>
           </w:p>
         </w:tc>
         <w:tc>
@@ -8269,7 +7148,6 @@
             <w:vAlign w:val="center"/>
           </w:tcPr>
           <w:p>
-            <w:proofErr w:type="spellStart"/>
             <w:r>
               <w:rPr>
                 <w:color w:val="000000"/>
@@ -8278,7 +7156,6 @@
               </w:rPr>
               <w:t>pull_request</w:t>
             </w:r>
-            <w:proofErr w:type="spellEnd"/>
           </w:p>
         </w:tc>
         <w:tc>
@@ -8368,20 +7245,8 @@
                 <w:sz w:val="20"/>
                 <w:szCs w:val="20"/>
               </w:rPr>
-              <w:t>ci-</w:t>
-            </w:r>
-            <w:proofErr w:type="spellStart"/>
-            <w:r>
-              <w:rPr>
-                <w:b/>
-                <w:bCs/>
-                <w:color w:val="000000"/>
-                <w:sz w:val="20"/>
-                <w:szCs w:val="20"/>
-              </w:rPr>
-              <w:t>staging.yml</w:t>
-            </w:r>
-            <w:proofErr w:type="spellEnd"/>
+              <w:t>ci-staging.yml</w:t>
+            </w:r>
           </w:p>
         </w:tc>
         <w:tc>
@@ -8403,7 +7268,6 @@
             <w:vAlign w:val="center"/>
           </w:tcPr>
           <w:p>
-            <w:proofErr w:type="spellStart"/>
             <w:r>
               <w:rPr>
                 <w:color w:val="000000"/>
@@ -8412,7 +7276,6 @@
               </w:rPr>
               <w:t>pull_request</w:t>
             </w:r>
-            <w:proofErr w:type="spellEnd"/>
           </w:p>
         </w:tc>
         <w:tc>
@@ -8502,20 +7365,8 @@
                 <w:sz w:val="20"/>
                 <w:szCs w:val="20"/>
               </w:rPr>
-              <w:t>ci-</w:t>
-            </w:r>
-            <w:proofErr w:type="spellStart"/>
-            <w:r>
-              <w:rPr>
-                <w:b/>
-                <w:bCs/>
-                <w:color w:val="000000"/>
-                <w:sz w:val="20"/>
-                <w:szCs w:val="20"/>
-              </w:rPr>
-              <w:t>prod.yml</w:t>
-            </w:r>
-            <w:proofErr w:type="spellEnd"/>
+              <w:t>ci-prod.yml</w:t>
+            </w:r>
           </w:p>
         </w:tc>
         <w:tc>
@@ -8537,7 +7388,6 @@
             <w:vAlign w:val="center"/>
           </w:tcPr>
           <w:p>
-            <w:proofErr w:type="spellStart"/>
             <w:r>
               <w:rPr>
                 <w:color w:val="000000"/>
@@ -8546,7 +7396,6 @@
               </w:rPr>
               <w:t>pull_request</w:t>
             </w:r>
-            <w:proofErr w:type="spellEnd"/>
           </w:p>
         </w:tc>
         <w:tc>
@@ -8701,23 +7550,7 @@
     </w:p>
     <w:p>
       <w:r>
-        <w:t xml:space="preserve">Lint HTML with </w:t>
-      </w:r>
-      <w:proofErr w:type="spellStart"/>
-      <w:r>
-        <w:t>HTMLHint</w:t>
-      </w:r>
-      <w:proofErr w:type="spellEnd"/>
-      <w:r>
-        <w:t xml:space="preserve">, CSS with </w:t>
-      </w:r>
-      <w:proofErr w:type="spellStart"/>
-      <w:r>
-        <w:t>Stylelint</w:t>
-      </w:r>
-      <w:proofErr w:type="spellEnd"/>
-      <w:r>
-        <w:t xml:space="preserve"> and Build with Parcel.</w:t>
+        <w:t>Lint HTML with HTMLHint, CSS with Stylelint and Build with Parcel.</w:t>
       </w:r>
     </w:p>
     <w:p/>
@@ -8814,21 +7647,7 @@
         <w:rPr>
           <w:color w:val="000000"/>
         </w:rPr>
-        <w:t xml:space="preserve">Build the Docker image from the </w:t>
-      </w:r>
-      <w:proofErr w:type="spellStart"/>
-      <w:r>
-        <w:rPr>
-          <w:color w:val="000000"/>
-        </w:rPr>
-        <w:t>Dockerfile</w:t>
-      </w:r>
-      <w:proofErr w:type="spellEnd"/>
-      <w:r>
-        <w:rPr>
-          <w:color w:val="000000"/>
-        </w:rPr>
-        <w:t xml:space="preserve"> in the project root using docker/build-push-action@v5 with push: false.</w:t>
+        <w:t>Build the Docker image from the Dockerfile in the project root using docker/build-push-action@v5 with push: false.</w:t>
       </w:r>
     </w:p>
     <w:p>
@@ -8966,21 +7785,7 @@
         <w:rPr>
           <w:color w:val="000000"/>
         </w:rPr>
-        <w:t xml:space="preserve">The workflow must exit with a non-zero code if any step fails, preventing a broken image from being available for deployment. This is the default </w:t>
-      </w:r>
-      <w:proofErr w:type="spellStart"/>
-      <w:r>
-        <w:rPr>
-          <w:color w:val="000000"/>
-        </w:rPr>
-        <w:t>behaviour</w:t>
-      </w:r>
-      <w:proofErr w:type="spellEnd"/>
-      <w:r>
-        <w:rPr>
-          <w:color w:val="000000"/>
-        </w:rPr>
-        <w:t xml:space="preserve"> of GitHub Actions (fail-fast).</w:t>
+        <w:t>The workflow must exit with a non-zero code if any step fails, preventing a broken image from being available for deployment. This is the default behaviour of GitHub Actions (fail-fast).</w:t>
       </w:r>
     </w:p>
     <w:p>
@@ -9241,20 +8046,8 @@
                 <w:sz w:val="20"/>
                 <w:szCs w:val="20"/>
               </w:rPr>
-              <w:t>cd-</w:t>
-            </w:r>
-            <w:proofErr w:type="spellStart"/>
-            <w:r>
-              <w:rPr>
-                <w:b/>
-                <w:bCs/>
-                <w:color w:val="000000"/>
-                <w:sz w:val="20"/>
-                <w:szCs w:val="20"/>
-              </w:rPr>
-              <w:t>dev.yml</w:t>
-            </w:r>
-            <w:proofErr w:type="spellEnd"/>
+              <w:t>cd-dev.yml</w:t>
+            </w:r>
           </w:p>
         </w:tc>
         <w:tc>
@@ -9373,20 +8166,8 @@
                 <w:sz w:val="20"/>
                 <w:szCs w:val="20"/>
               </w:rPr>
-              <w:t>cd-</w:t>
-            </w:r>
-            <w:proofErr w:type="spellStart"/>
-            <w:r>
-              <w:rPr>
-                <w:b/>
-                <w:bCs/>
-                <w:color w:val="000000"/>
-                <w:sz w:val="20"/>
-                <w:szCs w:val="20"/>
-              </w:rPr>
-              <w:t>staging.yml</w:t>
-            </w:r>
-            <w:proofErr w:type="spellEnd"/>
+              <w:t>cd-staging.yml</w:t>
+            </w:r>
           </w:p>
         </w:tc>
         <w:tc>
@@ -9505,20 +8286,8 @@
                 <w:sz w:val="20"/>
                 <w:szCs w:val="20"/>
               </w:rPr>
-              <w:t>cd-</w:t>
-            </w:r>
-            <w:proofErr w:type="spellStart"/>
-            <w:r>
-              <w:rPr>
-                <w:b/>
-                <w:bCs/>
-                <w:color w:val="000000"/>
-                <w:sz w:val="20"/>
-                <w:szCs w:val="20"/>
-              </w:rPr>
-              <w:t>prod.yml</w:t>
-            </w:r>
-            <w:proofErr w:type="spellEnd"/>
+              <w:t>cd-prod.yml</w:t>
+            </w:r>
           </w:p>
         </w:tc>
         <w:tc>
@@ -9747,9 +8516,14 @@
           <w:sz w:val="20"/>
           <w:szCs w:val="20"/>
         </w:rPr>
-        <w:t xml:space="preserve">curl -X POST ${{ </w:t>
-      </w:r>
-      <w:proofErr w:type="spellStart"/>
+        <w:t>curl -X POST ${{ secrets.RENDER_DEPLOY_HOOK_DEV_URL }}    # cd-dev.yml</w:t>
+      </w:r>
+    </w:p>
+    <w:p>
+      <w:pPr>
+        <w:spacing w:before="40" w:after="40"/>
+        <w:ind w:left="720"/>
+      </w:pPr>
       <w:r>
         <w:rPr>
           <w:rFonts w:ascii="Courier New" w:eastAsia="Courier New" w:hAnsi="Courier New" w:cs="Courier New"/>
@@ -9757,9 +8531,14 @@
           <w:sz w:val="20"/>
           <w:szCs w:val="20"/>
         </w:rPr>
-        <w:t>secrets.RENDER_DEPLOY_HOOK_DEV_URL</w:t>
-      </w:r>
-      <w:proofErr w:type="spellEnd"/>
+        <w:t>curl -X POST ${{ secrets.RENDER_DEPLOY_HOOK_STAGING_URL }} # cd-staging.yml</w:t>
+      </w:r>
+    </w:p>
+    <w:p>
+      <w:pPr>
+        <w:spacing w:before="40" w:after="40"/>
+        <w:ind w:left="720"/>
+      </w:pPr>
       <w:r>
         <w:rPr>
           <w:rFonts w:ascii="Courier New" w:eastAsia="Courier New" w:hAnsi="Courier New" w:cs="Courier New"/>
@@ -9767,111 +8546,8 @@
           <w:sz w:val="20"/>
           <w:szCs w:val="20"/>
         </w:rPr>
-        <w:t xml:space="preserve"> }}    # cd-</w:t>
-      </w:r>
-      <w:proofErr w:type="spellStart"/>
-      <w:r>
-        <w:rPr>
-          <w:rFonts w:ascii="Courier New" w:eastAsia="Courier New" w:hAnsi="Courier New" w:cs="Courier New"/>
-          <w:color w:val="C7254E"/>
-          <w:sz w:val="20"/>
-          <w:szCs w:val="20"/>
-        </w:rPr>
-        <w:t>dev.yml</w:t>
-      </w:r>
-      <w:proofErr w:type="spellEnd"/>
-    </w:p>
-    <w:p>
-      <w:pPr>
-        <w:spacing w:before="40" w:after="40"/>
-        <w:ind w:left="720"/>
-      </w:pPr>
-      <w:r>
-        <w:rPr>
-          <w:rFonts w:ascii="Courier New" w:eastAsia="Courier New" w:hAnsi="Courier New" w:cs="Courier New"/>
-          <w:color w:val="C7254E"/>
-          <w:sz w:val="20"/>
-          <w:szCs w:val="20"/>
-        </w:rPr>
-        <w:t xml:space="preserve">curl -X POST ${{ </w:t>
-      </w:r>
-      <w:proofErr w:type="spellStart"/>
-      <w:r>
-        <w:rPr>
-          <w:rFonts w:ascii="Courier New" w:eastAsia="Courier New" w:hAnsi="Courier New" w:cs="Courier New"/>
-          <w:color w:val="C7254E"/>
-          <w:sz w:val="20"/>
-          <w:szCs w:val="20"/>
-        </w:rPr>
-        <w:t>secrets.RENDER_DEPLOY_HOOK_STAGING_URL</w:t>
-      </w:r>
-      <w:proofErr w:type="spellEnd"/>
-      <w:r>
-        <w:rPr>
-          <w:rFonts w:ascii="Courier New" w:eastAsia="Courier New" w:hAnsi="Courier New" w:cs="Courier New"/>
-          <w:color w:val="C7254E"/>
-          <w:sz w:val="20"/>
-          <w:szCs w:val="20"/>
-        </w:rPr>
-        <w:t xml:space="preserve"> }} # cd-</w:t>
-      </w:r>
-      <w:proofErr w:type="spellStart"/>
-      <w:r>
-        <w:rPr>
-          <w:rFonts w:ascii="Courier New" w:eastAsia="Courier New" w:hAnsi="Courier New" w:cs="Courier New"/>
-          <w:color w:val="C7254E"/>
-          <w:sz w:val="20"/>
-          <w:szCs w:val="20"/>
-        </w:rPr>
-        <w:t>staging.yml</w:t>
-      </w:r>
-      <w:proofErr w:type="spellEnd"/>
-    </w:p>
-    <w:p>
-      <w:pPr>
-        <w:spacing w:before="40" w:after="40"/>
-        <w:ind w:left="720"/>
-      </w:pPr>
-      <w:r>
-        <w:rPr>
-          <w:rFonts w:ascii="Courier New" w:eastAsia="Courier New" w:hAnsi="Courier New" w:cs="Courier New"/>
-          <w:color w:val="C7254E"/>
-          <w:sz w:val="20"/>
-          <w:szCs w:val="20"/>
-        </w:rPr>
-        <w:t xml:space="preserve">curl -X POST ${{ </w:t>
-      </w:r>
-      <w:proofErr w:type="spellStart"/>
-      <w:r>
-        <w:rPr>
-          <w:rFonts w:ascii="Courier New" w:eastAsia="Courier New" w:hAnsi="Courier New" w:cs="Courier New"/>
-          <w:color w:val="C7254E"/>
-          <w:sz w:val="20"/>
-          <w:szCs w:val="20"/>
-        </w:rPr>
-        <w:t>secrets.RENDER_DEPLOY_HOOK_PROD_URL</w:t>
-      </w:r>
-      <w:proofErr w:type="spellEnd"/>
-      <w:r>
-        <w:rPr>
-          <w:rFonts w:ascii="Courier New" w:eastAsia="Courier New" w:hAnsi="Courier New" w:cs="Courier New"/>
-          <w:color w:val="C7254E"/>
-          <w:sz w:val="20"/>
-          <w:szCs w:val="20"/>
-        </w:rPr>
-        <w:t xml:space="preserve"> }}    # cd-</w:t>
-      </w:r>
-      <w:proofErr w:type="spellStart"/>
-      <w:r>
-        <w:rPr>
-          <w:rFonts w:ascii="Courier New" w:eastAsia="Courier New" w:hAnsi="Courier New" w:cs="Courier New"/>
-          <w:color w:val="C7254E"/>
-          <w:sz w:val="20"/>
-          <w:szCs w:val="20"/>
-        </w:rPr>
-        <w:t>prod.yml</w:t>
-      </w:r>
-      <w:proofErr w:type="spellEnd"/>
+        <w:t>curl -X POST ${{ secrets.RENDER_DEPLOY_HOOK_PROD_URL }}    # cd-prod.yml</w:t>
+      </w:r>
     </w:p>
     <w:p>
       <w:pPr>
@@ -9983,21 +8659,7 @@
         <w:rPr>
           <w:color w:val="000000"/>
         </w:rPr>
-        <w:t xml:space="preserve">The workflow must be triggered only on push events to the specified branch (no </w:t>
-      </w:r>
-      <w:proofErr w:type="spellStart"/>
-      <w:r>
-        <w:rPr>
-          <w:color w:val="000000"/>
-        </w:rPr>
-        <w:t>workflow_dispatch</w:t>
-      </w:r>
-      <w:proofErr w:type="spellEnd"/>
-      <w:r>
-        <w:rPr>
-          <w:color w:val="000000"/>
-        </w:rPr>
-        <w:t xml:space="preserve"> or schedule triggers are required, though they may be added as extras).</w:t>
+        <w:t>The workflow must be triggered only on push events to the specified branch (no workflow_dispatch or schedule triggers are required, though they may be added as extras).</w:t>
       </w:r>
     </w:p>
     <w:p/>
@@ -10023,21 +8685,7 @@
         <w:rPr>
           <w:color w:val="000000"/>
         </w:rPr>
-        <w:t xml:space="preserve">The Team Lead must create the </w:t>
-      </w:r>
-      <w:proofErr w:type="spellStart"/>
-      <w:r>
-        <w:rPr>
-          <w:color w:val="000000"/>
-        </w:rPr>
-        <w:t>Dockerfile</w:t>
-      </w:r>
-      <w:proofErr w:type="spellEnd"/>
-      <w:r>
-        <w:rPr>
-          <w:color w:val="000000"/>
-        </w:rPr>
-        <w:t xml:space="preserve"> in the repository root. The following requirements must be met:</w:t>
+        <w:t>The Team Lead must create the Dockerfile in the repository root. The following requirements must be met:</w:t>
       </w:r>
     </w:p>
     <w:p/>
@@ -10054,21 +8702,7 @@
         <w:rPr>
           <w:color w:val="000000"/>
         </w:rPr>
-        <w:t xml:space="preserve">Base image: </w:t>
-      </w:r>
-      <w:proofErr w:type="spellStart"/>
-      <w:r>
-        <w:rPr>
-          <w:color w:val="000000"/>
-        </w:rPr>
-        <w:t>nginx:alpine</w:t>
-      </w:r>
-      <w:proofErr w:type="spellEnd"/>
-      <w:r>
-        <w:rPr>
-          <w:color w:val="000000"/>
-        </w:rPr>
-        <w:t xml:space="preserve"> (official Nginx image on Alpine Linux). Reference: https://hub.docker.com/_/nginx</w:t>
+        <w:t>Base image: nginx:alpine (official Nginx image on Alpine Linux). Reference: https://hub.docker.com/_/nginx</w:t>
       </w:r>
     </w:p>
     <w:p>
@@ -10084,21 +8718,7 @@
         <w:rPr>
           <w:color w:val="000000"/>
         </w:rPr>
-        <w:t>The COPY instruction must copy all HTML pages and style.css from the project root into /</w:t>
-      </w:r>
-      <w:proofErr w:type="spellStart"/>
-      <w:r>
-        <w:rPr>
-          <w:color w:val="000000"/>
-        </w:rPr>
-        <w:t>usr</w:t>
-      </w:r>
-      <w:proofErr w:type="spellEnd"/>
-      <w:r>
-        <w:rPr>
-          <w:color w:val="000000"/>
-        </w:rPr>
-        <w:t>/share/nginx/html/.</w:t>
+        <w:t>The COPY instruction must copy all HTML pages and style.css from the project root into /usr/share/nginx/html/.</w:t>
       </w:r>
     </w:p>
     <w:p>
@@ -10146,47 +8766,19 @@
         <w:rPr>
           <w:color w:val="000000"/>
         </w:rPr>
-        <w:t xml:space="preserve">The </w:t>
-      </w:r>
-      <w:proofErr w:type="spellStart"/>
+        <w:t>The Dockerfile must be placed in the repository root (not in a subdirectory).</w:t>
+      </w:r>
+    </w:p>
+    <w:p/>
+    <w:p>
+      <w:pPr>
+        <w:spacing w:before="60" w:after="60" w:line="276" w:lineRule="auto"/>
+      </w:pPr>
       <w:r>
         <w:rPr>
           <w:color w:val="000000"/>
         </w:rPr>
-        <w:t>Dockerfile</w:t>
-      </w:r>
-      <w:proofErr w:type="spellEnd"/>
-      <w:r>
-        <w:rPr>
-          <w:color w:val="000000"/>
-        </w:rPr>
-        <w:t xml:space="preserve"> must be placed in the repository root (not in a subdirectory).</w:t>
-      </w:r>
-    </w:p>
-    <w:p/>
-    <w:p>
-      <w:pPr>
-        <w:spacing w:before="60" w:after="60" w:line="276" w:lineRule="auto"/>
-      </w:pPr>
-      <w:r>
-        <w:rPr>
-          <w:color w:val="000000"/>
-        </w:rPr>
-        <w:t xml:space="preserve">Example minimal </w:t>
-      </w:r>
-      <w:proofErr w:type="spellStart"/>
-      <w:r>
-        <w:rPr>
-          <w:color w:val="000000"/>
-        </w:rPr>
-        <w:t>Dockerfile</w:t>
-      </w:r>
-      <w:proofErr w:type="spellEnd"/>
-      <w:r>
-        <w:rPr>
-          <w:color w:val="000000"/>
-        </w:rPr>
-        <w:t>:</w:t>
+        <w:t>Example minimal Dockerfile:</w:t>
       </w:r>
     </w:p>
     <w:p>
@@ -10201,9 +8793,14 @@
           <w:sz w:val="20"/>
           <w:szCs w:val="20"/>
         </w:rPr>
-        <w:t xml:space="preserve">FROM </w:t>
-      </w:r>
-      <w:proofErr w:type="spellStart"/>
+        <w:t>FROM nginx:alpine</w:t>
+      </w:r>
+    </w:p>
+    <w:p>
+      <w:pPr>
+        <w:spacing w:before="40" w:after="40"/>
+        <w:ind w:left="720"/>
+      </w:pPr>
       <w:r>
         <w:rPr>
           <w:rFonts w:ascii="Courier New" w:eastAsia="Courier New" w:hAnsi="Courier New" w:cs="Courier New"/>
@@ -10211,9 +8808,8 @@
           <w:sz w:val="20"/>
           <w:szCs w:val="20"/>
         </w:rPr>
-        <w:t>nginx:alpine</w:t>
-      </w:r>
-      <w:proofErr w:type="spellEnd"/>
+        <w:t>COPY *.html /usr/share/nginx/html/</w:t>
+      </w:r>
     </w:p>
     <w:p>
       <w:pPr>
@@ -10227,62 +8823,7 @@
           <w:sz w:val="20"/>
           <w:szCs w:val="20"/>
         </w:rPr>
-        <w:t>COPY *.html /</w:t>
-      </w:r>
-      <w:proofErr w:type="spellStart"/>
-      <w:r>
-        <w:rPr>
-          <w:rFonts w:ascii="Courier New" w:eastAsia="Courier New" w:hAnsi="Courier New" w:cs="Courier New"/>
-          <w:color w:val="C7254E"/>
-          <w:sz w:val="20"/>
-          <w:szCs w:val="20"/>
-        </w:rPr>
-        <w:t>usr</w:t>
-      </w:r>
-      <w:proofErr w:type="spellEnd"/>
-      <w:r>
-        <w:rPr>
-          <w:rFonts w:ascii="Courier New" w:eastAsia="Courier New" w:hAnsi="Courier New" w:cs="Courier New"/>
-          <w:color w:val="C7254E"/>
-          <w:sz w:val="20"/>
-          <w:szCs w:val="20"/>
-        </w:rPr>
-        <w:t>/share/nginx/html/</w:t>
-      </w:r>
-    </w:p>
-    <w:p>
-      <w:pPr>
-        <w:spacing w:before="40" w:after="40"/>
-        <w:ind w:left="720"/>
-      </w:pPr>
-      <w:r>
-        <w:rPr>
-          <w:rFonts w:ascii="Courier New" w:eastAsia="Courier New" w:hAnsi="Courier New" w:cs="Courier New"/>
-          <w:color w:val="C7254E"/>
-          <w:sz w:val="20"/>
-          <w:szCs w:val="20"/>
-        </w:rPr>
-        <w:t>COPY style.css /</w:t>
-      </w:r>
-      <w:proofErr w:type="spellStart"/>
-      <w:r>
-        <w:rPr>
-          <w:rFonts w:ascii="Courier New" w:eastAsia="Courier New" w:hAnsi="Courier New" w:cs="Courier New"/>
-          <w:color w:val="C7254E"/>
-          <w:sz w:val="20"/>
-          <w:szCs w:val="20"/>
-        </w:rPr>
-        <w:t>usr</w:t>
-      </w:r>
-      <w:proofErr w:type="spellEnd"/>
-      <w:r>
-        <w:rPr>
-          <w:rFonts w:ascii="Courier New" w:eastAsia="Courier New" w:hAnsi="Courier New" w:cs="Courier New"/>
-          <w:color w:val="C7254E"/>
-          <w:sz w:val="20"/>
-          <w:szCs w:val="20"/>
-        </w:rPr>
-        <w:t>/share/nginx/html/</w:t>
+        <w:t>COPY style.css /usr/share/nginx/html/</w:t>
       </w:r>
     </w:p>
     <w:p>
@@ -10313,29 +8854,7 @@
           <w:sz w:val="20"/>
           <w:szCs w:val="20"/>
         </w:rPr>
-        <w:t xml:space="preserve">Reference – Docker Official nginx Image: https://hub.docker.com/_/nginx | </w:t>
-      </w:r>
-      <w:proofErr w:type="spellStart"/>
-      <w:r>
-        <w:rPr>
-          <w:i/>
-          <w:iCs/>
-          <w:color w:val="595959"/>
-          <w:sz w:val="20"/>
-          <w:szCs w:val="20"/>
-        </w:rPr>
-        <w:t>Dockerfile</w:t>
-      </w:r>
-      <w:proofErr w:type="spellEnd"/>
-      <w:r>
-        <w:rPr>
-          <w:i/>
-          <w:iCs/>
-          <w:color w:val="595959"/>
-          <w:sz w:val="20"/>
-          <w:szCs w:val="20"/>
-        </w:rPr>
-        <w:t xml:space="preserve"> Reference: https://docs.docker.com/reference/dockerfile/</w:t>
+        <w:t>Reference – Docker Official nginx Image: https://hub.docker.com/_/nginx | Dockerfile Reference: https://docs.docker.com/reference/dockerfile/</w:t>
       </w:r>
     </w:p>
     <w:p/>
@@ -10404,35 +8923,7 @@
         <w:rPr>
           <w:color w:val="000000"/>
         </w:rPr>
-        <w:t xml:space="preserve">All pages must link to the shared style.css using: &lt;link </w:t>
-      </w:r>
-      <w:proofErr w:type="spellStart"/>
-      <w:r>
-        <w:rPr>
-          <w:color w:val="000000"/>
-        </w:rPr>
-        <w:t>rel</w:t>
-      </w:r>
-      <w:proofErr w:type="spellEnd"/>
-      <w:r>
-        <w:rPr>
-          <w:color w:val="000000"/>
-        </w:rPr>
-        <w:t xml:space="preserve">="stylesheet" </w:t>
-      </w:r>
-      <w:proofErr w:type="spellStart"/>
-      <w:r>
-        <w:rPr>
-          <w:color w:val="000000"/>
-        </w:rPr>
-        <w:t>href</w:t>
-      </w:r>
-      <w:proofErr w:type="spellEnd"/>
-      <w:r>
-        <w:rPr>
-          <w:color w:val="000000"/>
-        </w:rPr>
-        <w:t>="style.css"&gt;</w:t>
+        <w:t>All pages must link to the shared style.css using: &lt;link rel="stylesheet" href="style.css"&gt;</w:t>
       </w:r>
     </w:p>
     <w:p>
@@ -10480,35 +8971,7 @@
         <w:rPr>
           <w:color w:val="000000"/>
         </w:rPr>
-        <w:t xml:space="preserve">No JavaScript: &lt;script&gt; tags, inline event handlers (onclick, </w:t>
-      </w:r>
-      <w:proofErr w:type="spellStart"/>
-      <w:r>
-        <w:rPr>
-          <w:color w:val="000000"/>
-        </w:rPr>
-        <w:t>onsubmit</w:t>
-      </w:r>
-      <w:proofErr w:type="spellEnd"/>
-      <w:r>
-        <w:rPr>
-          <w:color w:val="000000"/>
-        </w:rPr>
-        <w:t>, etc.), and external .</w:t>
-      </w:r>
-      <w:proofErr w:type="spellStart"/>
-      <w:r>
-        <w:rPr>
-          <w:color w:val="000000"/>
-        </w:rPr>
-        <w:t>js</w:t>
-      </w:r>
-      <w:proofErr w:type="spellEnd"/>
-      <w:r>
-        <w:rPr>
-          <w:color w:val="000000"/>
-        </w:rPr>
-        <w:t xml:space="preserve"> file links are strictly prohibited.</w:t>
+        <w:t>No JavaScript: &lt;script&gt; tags, inline event handlers (onclick, onsubmit, etc.), and external .js file links are strictly prohibited.</w:t>
       </w:r>
     </w:p>
     <w:p>
@@ -10524,35 +8987,7 @@
         <w:rPr>
           <w:color w:val="000000"/>
         </w:rPr>
-        <w:t>All images must use HTML &lt;figure&gt; and &lt;</w:t>
-      </w:r>
-      <w:proofErr w:type="spellStart"/>
-      <w:r>
-        <w:rPr>
-          <w:color w:val="000000"/>
-        </w:rPr>
-        <w:t>figcaption</w:t>
-      </w:r>
-      <w:proofErr w:type="spellEnd"/>
-      <w:r>
-        <w:rPr>
-          <w:color w:val="000000"/>
-        </w:rPr>
-        <w:t>&gt; elements with descriptive alt attributes. Actual image files are optional; a styled empty &lt;div class="</w:t>
-      </w:r>
-      <w:proofErr w:type="spellStart"/>
-      <w:r>
-        <w:rPr>
-          <w:color w:val="000000"/>
-        </w:rPr>
-        <w:t>img</w:t>
-      </w:r>
-      <w:proofErr w:type="spellEnd"/>
-      <w:r>
-        <w:rPr>
-          <w:color w:val="000000"/>
-        </w:rPr>
-        <w:t>-placeholder"&gt; with a descriptive label inside is acceptable.</w:t>
+        <w:t>All images must use HTML &lt;figure&gt; and &lt;figcaption&gt; elements with descriptive alt attributes. Actual image files are optional; a styled empty &lt;div class="img-placeholder"&gt; with a descriptive label inside is acceptable.</w:t>
       </w:r>
     </w:p>
     <w:p>
@@ -10622,21 +9057,7 @@
         <w:rPr>
           <w:color w:val="000000"/>
         </w:rPr>
-        <w:t xml:space="preserve">Define a consistent </w:t>
-      </w:r>
-      <w:proofErr w:type="spellStart"/>
-      <w:r>
-        <w:rPr>
-          <w:color w:val="000000"/>
-        </w:rPr>
-        <w:t>colour</w:t>
-      </w:r>
-      <w:proofErr w:type="spellEnd"/>
-      <w:r>
-        <w:rPr>
-          <w:color w:val="000000"/>
-        </w:rPr>
-        <w:t xml:space="preserve"> palette using CSS custom properties (CSS variables) at :root level.</w:t>
+        <w:t>Define a consistent colour palette using CSS custom properties (CSS variables) at :root level.</w:t>
       </w:r>
     </w:p>
     <w:p>
@@ -10652,21 +9073,7 @@
         <w:rPr>
           <w:color w:val="000000"/>
         </w:rPr>
-        <w:t xml:space="preserve">Provide base styles for: body, h1–h3, p, a, nav, ul/li, table, </w:t>
-      </w:r>
-      <w:proofErr w:type="spellStart"/>
-      <w:r>
-        <w:rPr>
-          <w:color w:val="000000"/>
-        </w:rPr>
-        <w:t>th</w:t>
-      </w:r>
-      <w:proofErr w:type="spellEnd"/>
-      <w:r>
-        <w:rPr>
-          <w:color w:val="000000"/>
-        </w:rPr>
-        <w:t>, td, footer.</w:t>
+        <w:t>Provide base styles for: body, h1–h3, p, a, nav, ul/li, table, th, td, footer.</w:t>
       </w:r>
     </w:p>
     <w:p>
@@ -10698,35 +9105,7 @@
         <w:rPr>
           <w:color w:val="000000"/>
         </w:rPr>
-        <w:t>Provide a .</w:t>
-      </w:r>
-      <w:proofErr w:type="spellStart"/>
-      <w:r>
-        <w:rPr>
-          <w:color w:val="000000"/>
-        </w:rPr>
-        <w:t>img</w:t>
-      </w:r>
-      <w:proofErr w:type="spellEnd"/>
-      <w:r>
-        <w:rPr>
-          <w:color w:val="000000"/>
-        </w:rPr>
-        <w:t xml:space="preserve">-placeholder class that renders an empty box (e.g., 200px × 150px, with a border and background </w:t>
-      </w:r>
-      <w:proofErr w:type="spellStart"/>
-      <w:r>
-        <w:rPr>
-          <w:color w:val="000000"/>
-        </w:rPr>
-        <w:t>colour</w:t>
-      </w:r>
-      <w:proofErr w:type="spellEnd"/>
-      <w:r>
-        <w:rPr>
-          <w:color w:val="000000"/>
-        </w:rPr>
-        <w:t>) as a stand-in for actual images.</w:t>
+        <w:t>Provide a .img-placeholder class that renders an empty box (e.g., 200px × 150px, with a border and background colour) as a stand-in for actual images.</w:t>
       </w:r>
     </w:p>
     <w:p>
@@ -10993,20 +9372,8 @@
                 <w:sz w:val="20"/>
                 <w:szCs w:val="20"/>
               </w:rPr>
-              <w:t>ci-</w:t>
-            </w:r>
-            <w:proofErr w:type="spellStart"/>
-            <w:r>
-              <w:rPr>
-                <w:b/>
-                <w:bCs/>
-                <w:color w:val="000000"/>
-                <w:sz w:val="20"/>
-                <w:szCs w:val="20"/>
-              </w:rPr>
-              <w:t>dev.yml</w:t>
-            </w:r>
-            <w:proofErr w:type="spellEnd"/>
+              <w:t>ci-dev.yml</w:t>
+            </w:r>
           </w:p>
         </w:tc>
         <w:tc>
@@ -11028,23 +9395,13 @@
             <w:vAlign w:val="center"/>
           </w:tcPr>
           <w:p>
-            <w:proofErr w:type="spellStart"/>
-            <w:r>
-              <w:rPr>
-                <w:color w:val="000000"/>
-                <w:sz w:val="20"/>
-                <w:szCs w:val="20"/>
-              </w:rPr>
-              <w:t>pull_request</w:t>
-            </w:r>
-            <w:proofErr w:type="spellEnd"/>
-            <w:r>
-              <w:rPr>
-                <w:color w:val="000000"/>
-                <w:sz w:val="20"/>
-                <w:szCs w:val="20"/>
-              </w:rPr>
-              <w:t xml:space="preserve"> → develop</w:t>
+            <w:r>
+              <w:rPr>
+                <w:color w:val="000000"/>
+                <w:sz w:val="20"/>
+                <w:szCs w:val="20"/>
+              </w:rPr>
+              <w:t>pull_request → develop</w:t>
             </w:r>
           </w:p>
         </w:tc>
@@ -11135,20 +9492,8 @@
                 <w:sz w:val="20"/>
                 <w:szCs w:val="20"/>
               </w:rPr>
-              <w:t>cd-</w:t>
-            </w:r>
-            <w:proofErr w:type="spellStart"/>
-            <w:r>
-              <w:rPr>
-                <w:b/>
-                <w:bCs/>
-                <w:color w:val="000000"/>
-                <w:sz w:val="20"/>
-                <w:szCs w:val="20"/>
-              </w:rPr>
-              <w:t>dev.yml</w:t>
-            </w:r>
-            <w:proofErr w:type="spellEnd"/>
+              <w:t>cd-dev.yml</w:t>
+            </w:r>
           </w:p>
         </w:tc>
         <w:tc>
@@ -11267,20 +9612,8 @@
                 <w:sz w:val="20"/>
                 <w:szCs w:val="20"/>
               </w:rPr>
-              <w:t>ci-</w:t>
-            </w:r>
-            <w:proofErr w:type="spellStart"/>
-            <w:r>
-              <w:rPr>
-                <w:b/>
-                <w:bCs/>
-                <w:color w:val="000000"/>
-                <w:sz w:val="20"/>
-                <w:szCs w:val="20"/>
-              </w:rPr>
-              <w:t>staging.yml</w:t>
-            </w:r>
-            <w:proofErr w:type="spellEnd"/>
+              <w:t>ci-staging.yml</w:t>
+            </w:r>
           </w:p>
         </w:tc>
         <w:tc>
@@ -11302,23 +9635,13 @@
             <w:vAlign w:val="center"/>
           </w:tcPr>
           <w:p>
-            <w:proofErr w:type="spellStart"/>
-            <w:r>
-              <w:rPr>
-                <w:color w:val="000000"/>
-                <w:sz w:val="20"/>
-                <w:szCs w:val="20"/>
-              </w:rPr>
-              <w:t>pull_request</w:t>
-            </w:r>
-            <w:proofErr w:type="spellEnd"/>
-            <w:r>
-              <w:rPr>
-                <w:color w:val="000000"/>
-                <w:sz w:val="20"/>
-                <w:szCs w:val="20"/>
-              </w:rPr>
-              <w:t xml:space="preserve"> → staging</w:t>
+            <w:r>
+              <w:rPr>
+                <w:color w:val="000000"/>
+                <w:sz w:val="20"/>
+                <w:szCs w:val="20"/>
+              </w:rPr>
+              <w:t>pull_request → staging</w:t>
             </w:r>
           </w:p>
         </w:tc>
@@ -11409,20 +9732,8 @@
                 <w:sz w:val="20"/>
                 <w:szCs w:val="20"/>
               </w:rPr>
-              <w:t>cd-</w:t>
-            </w:r>
-            <w:proofErr w:type="spellStart"/>
-            <w:r>
-              <w:rPr>
-                <w:b/>
-                <w:bCs/>
-                <w:color w:val="000000"/>
-                <w:sz w:val="20"/>
-                <w:szCs w:val="20"/>
-              </w:rPr>
-              <w:t>staging.yml</w:t>
-            </w:r>
-            <w:proofErr w:type="spellEnd"/>
+              <w:t>cd-staging.yml</w:t>
+            </w:r>
           </w:p>
         </w:tc>
         <w:tc>
@@ -11541,20 +9852,8 @@
                 <w:sz w:val="20"/>
                 <w:szCs w:val="20"/>
               </w:rPr>
-              <w:t>ci-</w:t>
-            </w:r>
-            <w:proofErr w:type="spellStart"/>
-            <w:r>
-              <w:rPr>
-                <w:b/>
-                <w:bCs/>
-                <w:color w:val="000000"/>
-                <w:sz w:val="20"/>
-                <w:szCs w:val="20"/>
-              </w:rPr>
-              <w:t>prod.yml</w:t>
-            </w:r>
-            <w:proofErr w:type="spellEnd"/>
+              <w:t>ci-prod.yml</w:t>
+            </w:r>
           </w:p>
         </w:tc>
         <w:tc>
@@ -11576,23 +9875,13 @@
             <w:vAlign w:val="center"/>
           </w:tcPr>
           <w:p>
-            <w:proofErr w:type="spellStart"/>
-            <w:r>
-              <w:rPr>
-                <w:color w:val="000000"/>
-                <w:sz w:val="20"/>
-                <w:szCs w:val="20"/>
-              </w:rPr>
-              <w:t>pull_request</w:t>
-            </w:r>
-            <w:proofErr w:type="spellEnd"/>
-            <w:r>
-              <w:rPr>
-                <w:color w:val="000000"/>
-                <w:sz w:val="20"/>
-                <w:szCs w:val="20"/>
-              </w:rPr>
-              <w:t xml:space="preserve"> → main</w:t>
+            <w:r>
+              <w:rPr>
+                <w:color w:val="000000"/>
+                <w:sz w:val="20"/>
+                <w:szCs w:val="20"/>
+              </w:rPr>
+              <w:t>pull_request → main</w:t>
             </w:r>
           </w:p>
         </w:tc>
@@ -11683,20 +9972,8 @@
                 <w:sz w:val="20"/>
                 <w:szCs w:val="20"/>
               </w:rPr>
-              <w:t>cd-</w:t>
-            </w:r>
-            <w:proofErr w:type="spellStart"/>
-            <w:r>
-              <w:rPr>
-                <w:b/>
-                <w:bCs/>
-                <w:color w:val="000000"/>
-                <w:sz w:val="20"/>
-                <w:szCs w:val="20"/>
-              </w:rPr>
-              <w:t>prod.yml</w:t>
-            </w:r>
-            <w:proofErr w:type="spellEnd"/>
+              <w:t>cd-prod.yml</w:t>
+            </w:r>
           </w:p>
         </w:tc>
         <w:tc>
@@ -11830,21 +10107,7 @@
         <w:rPr>
           <w:color w:val="000000"/>
         </w:rPr>
-        <w:t>Create a new GitHub repository from scratch (</w:t>
-      </w:r>
-      <w:proofErr w:type="spellStart"/>
-      <w:r>
-        <w:rPr>
-          <w:color w:val="000000"/>
-        </w:rPr>
-        <w:t>pakvista-cicd</w:t>
-      </w:r>
-      <w:proofErr w:type="spellEnd"/>
-      <w:r>
-        <w:rPr>
-          <w:color w:val="000000"/>
-        </w:rPr>
-        <w:t xml:space="preserve"> or team-agreed name). Do NOT reuse any previous repository.</w:t>
+        <w:t>Create a new GitHub repository from scratch (pakvista-cicd or team-agreed name). Do NOT reuse any previous repository.</w:t>
       </w:r>
     </w:p>
     <w:p>
@@ -11908,49 +10171,7 @@
         <w:rPr>
           <w:color w:val="000000"/>
         </w:rPr>
-        <w:t>Create three Render Web Services (</w:t>
-      </w:r>
-      <w:proofErr w:type="spellStart"/>
-      <w:r>
-        <w:rPr>
-          <w:color w:val="000000"/>
-        </w:rPr>
-        <w:t>pakvista</w:t>
-      </w:r>
-      <w:proofErr w:type="spellEnd"/>
-      <w:r>
-        <w:rPr>
-          <w:color w:val="000000"/>
-        </w:rPr>
-        <w:t xml:space="preserve">-dev, </w:t>
-      </w:r>
-      <w:proofErr w:type="spellStart"/>
-      <w:r>
-        <w:rPr>
-          <w:color w:val="000000"/>
-        </w:rPr>
-        <w:t>pakvista</w:t>
-      </w:r>
-      <w:proofErr w:type="spellEnd"/>
-      <w:r>
-        <w:rPr>
-          <w:color w:val="000000"/>
-        </w:rPr>
-        <w:t xml:space="preserve">-staging, </w:t>
-      </w:r>
-      <w:proofErr w:type="spellStart"/>
-      <w:r>
-        <w:rPr>
-          <w:color w:val="000000"/>
-        </w:rPr>
-        <w:t>pakvista</w:t>
-      </w:r>
-      <w:proofErr w:type="spellEnd"/>
-      <w:r>
-        <w:rPr>
-          <w:color w:val="000000"/>
-        </w:rPr>
-        <w:t>-prod) each connected to the TL's Docker Hub image. Copy each deploy hook URL and store it in the correct GitHub Environment secret.</w:t>
+        <w:t>Create three Render Web Services (pakvista-dev, pakvista-staging, pakvista-prod) each connected to the TL's Docker Hub image. Copy each deploy hook URL and store it in the correct GitHub Environment secret.</w:t>
       </w:r>
     </w:p>
     <w:p>
@@ -11982,21 +10203,7 @@
         <w:rPr>
           <w:color w:val="000000"/>
         </w:rPr>
-        <w:t xml:space="preserve">Set up the initial repository structure: commit style.css, the </w:t>
-      </w:r>
-      <w:proofErr w:type="spellStart"/>
-      <w:r>
-        <w:rPr>
-          <w:color w:val="000000"/>
-        </w:rPr>
-        <w:t>Dockerfile</w:t>
-      </w:r>
-      <w:proofErr w:type="spellEnd"/>
-      <w:r>
-        <w:rPr>
-          <w:color w:val="000000"/>
-        </w:rPr>
-        <w:t>, and a skeleton index.html (Home / Welcome page).</w:t>
+        <w:t>Set up the initial repository structure: commit style.css, the Dockerfile, and a skeleton index.html (Home / Welcome page).</w:t>
       </w:r>
     </w:p>
     <w:p>
@@ -12070,21 +10277,7 @@
         <w:rPr>
           <w:color w:val="000000"/>
         </w:rPr>
-        <w:t>Create a personal feature branch from develop using the convention: feature/&lt;</w:t>
-      </w:r>
-      <w:proofErr w:type="spellStart"/>
-      <w:r>
-        <w:rPr>
-          <w:color w:val="000000"/>
-        </w:rPr>
-        <w:t>github</w:t>
-      </w:r>
-      <w:proofErr w:type="spellEnd"/>
-      <w:r>
-        <w:rPr>
-          <w:color w:val="000000"/>
-        </w:rPr>
-        <w:t>-username&gt;/&lt;page-name&gt;.</w:t>
+        <w:t>Create a personal feature branch from develop using the convention: feature/&lt;github-username&gt;/&lt;page-name&gt;.</w:t>
       </w:r>
     </w:p>
     <w:p>
@@ -12116,21 +10309,7 @@
         <w:rPr>
           <w:color w:val="000000"/>
         </w:rPr>
-        <w:t>Author the assigned workflow file (Table 3) in .</w:t>
-      </w:r>
-      <w:proofErr w:type="spellStart"/>
-      <w:r>
-        <w:rPr>
-          <w:color w:val="000000"/>
-        </w:rPr>
-        <w:t>github</w:t>
-      </w:r>
-      <w:proofErr w:type="spellEnd"/>
-      <w:r>
-        <w:rPr>
-          <w:color w:val="000000"/>
-        </w:rPr>
-        <w:t>/workflows/. The workflow must be syntactically correct, well-commented YAML.</w:t>
+        <w:t>Author the assigned workflow file (Table 3) in .github/workflows/. The workflow must be syntactically correct, well-commented YAML.</w:t>
       </w:r>
     </w:p>
     <w:p>
@@ -12162,21 +10341,7 @@
         <w:rPr>
           <w:color w:val="000000"/>
         </w:rPr>
-        <w:t>Open a Pull Request targeting the develop branch with a meaningful PR description. Verify the CI workflow (ci-</w:t>
-      </w:r>
-      <w:proofErr w:type="spellStart"/>
-      <w:r>
-        <w:rPr>
-          <w:color w:val="000000"/>
-        </w:rPr>
-        <w:t>dev.yml</w:t>
-      </w:r>
-      <w:proofErr w:type="spellEnd"/>
-      <w:r>
-        <w:rPr>
-          <w:color w:val="000000"/>
-        </w:rPr>
-        <w:t>) fires and all steps pass.</w:t>
+        <w:t>Open a Pull Request targeting the develop branch with a meaningful PR description. Verify the CI workflow (ci-dev.yml) fires and all steps pass.</w:t>
       </w:r>
     </w:p>
     <w:p>
@@ -12192,21 +10357,7 @@
         <w:rPr>
           <w:color w:val="000000"/>
         </w:rPr>
-        <w:t>After the Team Lead reviews and approves the PR, confirm the PR is merged and the CD workflow (cd-</w:t>
-      </w:r>
-      <w:proofErr w:type="spellStart"/>
-      <w:r>
-        <w:rPr>
-          <w:color w:val="000000"/>
-        </w:rPr>
-        <w:t>dev.yml</w:t>
-      </w:r>
-      <w:proofErr w:type="spellEnd"/>
-      <w:r>
-        <w:rPr>
-          <w:color w:val="000000"/>
-        </w:rPr>
-        <w:t>) fires automatically.</w:t>
+        <w:t>After the Team Lead reviews and approves the PR, confirm the PR is merged and the CD workflow (cd-dev.yml) fires automatically.</w:t>
       </w:r>
     </w:p>
     <w:p>
@@ -12222,21 +10373,7 @@
         <w:rPr>
           <w:color w:val="000000"/>
         </w:rPr>
-        <w:t xml:space="preserve">Verify the live </w:t>
-      </w:r>
-      <w:proofErr w:type="spellStart"/>
-      <w:r>
-        <w:rPr>
-          <w:color w:val="000000"/>
-        </w:rPr>
-        <w:t>PakVista</w:t>
-      </w:r>
-      <w:proofErr w:type="spellEnd"/>
-      <w:r>
-        <w:rPr>
-          <w:color w:val="000000"/>
-        </w:rPr>
-        <w:t xml:space="preserve"> Development site on Render reflects the newly added page.</w:t>
+        <w:t>Verify the live PakVista Development site on Render reflects the newly added page.</w:t>
       </w:r>
     </w:p>
     <w:p>
@@ -12550,25 +10687,7 @@
                 <w:sz w:val="20"/>
                 <w:szCs w:val="20"/>
               </w:rPr>
-              <w:t>Create a new GitHub repository from scratch (</w:t>
-            </w:r>
-            <w:proofErr w:type="spellStart"/>
-            <w:r>
-              <w:rPr>
-                <w:color w:val="000000"/>
-                <w:sz w:val="20"/>
-                <w:szCs w:val="20"/>
-              </w:rPr>
-              <w:t>pakvista-cicd</w:t>
-            </w:r>
-            <w:proofErr w:type="spellEnd"/>
-            <w:r>
-              <w:rPr>
-                <w:color w:val="000000"/>
-                <w:sz w:val="20"/>
-                <w:szCs w:val="20"/>
-              </w:rPr>
-              <w:t xml:space="preserve"> or team-agreed name). Do NOT reuse any previous assignment repository.</w:t>
+              <w:t>Create a new GitHub repository from scratch (pakvista-cicd or team-agreed name). Do NOT reuse any previous assignment repository.</w:t>
             </w:r>
           </w:p>
         </w:tc>
@@ -13647,43 +11766,7 @@
                 <w:sz w:val="20"/>
                 <w:szCs w:val="20"/>
               </w:rPr>
-              <w:t>ci-</w:t>
-            </w:r>
-            <w:proofErr w:type="spellStart"/>
-            <w:r>
-              <w:rPr>
-                <w:color w:val="000000"/>
-                <w:sz w:val="20"/>
-                <w:szCs w:val="20"/>
-              </w:rPr>
-              <w:t>dev.yml</w:t>
-            </w:r>
-            <w:proofErr w:type="spellEnd"/>
-            <w:r>
-              <w:rPr>
-                <w:color w:val="000000"/>
-                <w:sz w:val="20"/>
-                <w:szCs w:val="20"/>
-              </w:rPr>
-              <w:t xml:space="preserve">: correct </w:t>
-            </w:r>
-            <w:proofErr w:type="spellStart"/>
-            <w:r>
-              <w:rPr>
-                <w:color w:val="000000"/>
-                <w:sz w:val="20"/>
-                <w:szCs w:val="20"/>
-              </w:rPr>
-              <w:t>pull_request</w:t>
-            </w:r>
-            <w:proofErr w:type="spellEnd"/>
-            <w:r>
-              <w:rPr>
-                <w:color w:val="000000"/>
-                <w:sz w:val="20"/>
-                <w:szCs w:val="20"/>
-              </w:rPr>
-              <w:t xml:space="preserve"> trigger targeting develop, all five mandatory steps present and correctly configured.</w:t>
+              <w:t>ci-dev.yml: correct pull_request trigger targeting develop, all five mandatory steps present and correctly configured.</w:t>
             </w:r>
           </w:p>
         </w:tc>
@@ -13780,43 +11863,7 @@
                 <w:sz w:val="20"/>
                 <w:szCs w:val="20"/>
               </w:rPr>
-              <w:t>ci-</w:t>
-            </w:r>
-            <w:proofErr w:type="spellStart"/>
-            <w:r>
-              <w:rPr>
-                <w:color w:val="000000"/>
-                <w:sz w:val="20"/>
-                <w:szCs w:val="20"/>
-              </w:rPr>
-              <w:t>staging.yml</w:t>
-            </w:r>
-            <w:proofErr w:type="spellEnd"/>
-            <w:r>
-              <w:rPr>
-                <w:color w:val="000000"/>
-                <w:sz w:val="20"/>
-                <w:szCs w:val="20"/>
-              </w:rPr>
-              <w:t xml:space="preserve">: correct </w:t>
-            </w:r>
-            <w:proofErr w:type="spellStart"/>
-            <w:r>
-              <w:rPr>
-                <w:color w:val="000000"/>
-                <w:sz w:val="20"/>
-                <w:szCs w:val="20"/>
-              </w:rPr>
-              <w:t>pull_request</w:t>
-            </w:r>
-            <w:proofErr w:type="spellEnd"/>
-            <w:r>
-              <w:rPr>
-                <w:color w:val="000000"/>
-                <w:sz w:val="20"/>
-                <w:szCs w:val="20"/>
-              </w:rPr>
-              <w:t xml:space="preserve"> trigger targeting staging, environment-specific image tags (:staging-latest, :staging-&lt;sha&gt;), push to Docker Hub succeeds.</w:t>
+              <w:t>ci-staging.yml: correct pull_request trigger targeting staging, environment-specific image tags (:staging-latest, :staging-&lt;sha&gt;), push to Docker Hub succeeds.</w:t>
             </w:r>
           </w:p>
         </w:tc>
@@ -13913,43 +11960,7 @@
                 <w:sz w:val="20"/>
                 <w:szCs w:val="20"/>
               </w:rPr>
-              <w:t>ci-</w:t>
-            </w:r>
-            <w:proofErr w:type="spellStart"/>
-            <w:r>
-              <w:rPr>
-                <w:color w:val="000000"/>
-                <w:sz w:val="20"/>
-                <w:szCs w:val="20"/>
-              </w:rPr>
-              <w:t>prod.yml</w:t>
-            </w:r>
-            <w:proofErr w:type="spellEnd"/>
-            <w:r>
-              <w:rPr>
-                <w:color w:val="000000"/>
-                <w:sz w:val="20"/>
-                <w:szCs w:val="20"/>
-              </w:rPr>
-              <w:t xml:space="preserve">: correct </w:t>
-            </w:r>
-            <w:proofErr w:type="spellStart"/>
-            <w:r>
-              <w:rPr>
-                <w:color w:val="000000"/>
-                <w:sz w:val="20"/>
-                <w:szCs w:val="20"/>
-              </w:rPr>
-              <w:t>pull_request</w:t>
-            </w:r>
-            <w:proofErr w:type="spellEnd"/>
-            <w:r>
-              <w:rPr>
-                <w:color w:val="000000"/>
-                <w:sz w:val="20"/>
-                <w:szCs w:val="20"/>
-              </w:rPr>
-              <w:t xml:space="preserve"> trigger targeting main, environment-specific image tags (:prod-latest, :prod-&lt;sha&gt;), push to Docker Hub succeeds.</w:t>
+              <w:t>ci-prod.yml: correct pull_request trigger targeting main, environment-specific image tags (:prod-latest, :prod-&lt;sha&gt;), push to Docker Hub succeeds.</w:t>
             </w:r>
           </w:p>
         </w:tc>
@@ -14113,25 +12124,7 @@
                 <w:sz w:val="20"/>
                 <w:szCs w:val="20"/>
               </w:rPr>
-              <w:t>cd-</w:t>
-            </w:r>
-            <w:proofErr w:type="spellStart"/>
-            <w:r>
-              <w:rPr>
-                <w:color w:val="000000"/>
-                <w:sz w:val="20"/>
-                <w:szCs w:val="20"/>
-              </w:rPr>
-              <w:t>dev.yml</w:t>
-            </w:r>
-            <w:proofErr w:type="spellEnd"/>
-            <w:r>
-              <w:rPr>
-                <w:color w:val="000000"/>
-                <w:sz w:val="20"/>
-                <w:szCs w:val="20"/>
-              </w:rPr>
-              <w:t>: correct push trigger on develop, declares environment: development, curl POST to RENDER_DEPLOY_HOOK_DEV_URL, echo confirmation.</w:t>
+              <w:t>cd-dev.yml: correct push trigger on develop, declares environment: development, curl POST to RENDER_DEPLOY_HOOK_DEV_URL, echo confirmation.</w:t>
             </w:r>
           </w:p>
         </w:tc>
@@ -14228,25 +12221,7 @@
                 <w:sz w:val="20"/>
                 <w:szCs w:val="20"/>
               </w:rPr>
-              <w:t>cd-</w:t>
-            </w:r>
-            <w:proofErr w:type="spellStart"/>
-            <w:r>
-              <w:rPr>
-                <w:color w:val="000000"/>
-                <w:sz w:val="20"/>
-                <w:szCs w:val="20"/>
-              </w:rPr>
-              <w:t>staging.yml</w:t>
-            </w:r>
-            <w:proofErr w:type="spellEnd"/>
-            <w:r>
-              <w:rPr>
-                <w:color w:val="000000"/>
-                <w:sz w:val="20"/>
-                <w:szCs w:val="20"/>
-              </w:rPr>
-              <w:t>: correct push trigger on staging, declares environment: staging, curl POST to RENDER_DEPLOY_HOOK_STAGING_URL, echo confirmation.</w:t>
+              <w:t>cd-staging.yml: correct push trigger on staging, declares environment: staging, curl POST to RENDER_DEPLOY_HOOK_STAGING_URL, echo confirmation.</w:t>
             </w:r>
           </w:p>
         </w:tc>
@@ -14343,43 +12318,7 @@
                 <w:sz w:val="20"/>
                 <w:szCs w:val="20"/>
               </w:rPr>
-              <w:t>cd-</w:t>
-            </w:r>
-            <w:proofErr w:type="spellStart"/>
-            <w:r>
-              <w:rPr>
-                <w:color w:val="000000"/>
-                <w:sz w:val="20"/>
-                <w:szCs w:val="20"/>
-              </w:rPr>
-              <w:t>prod.yml</w:t>
-            </w:r>
-            <w:proofErr w:type="spellEnd"/>
-            <w:r>
-              <w:rPr>
-                <w:color w:val="000000"/>
-                <w:sz w:val="20"/>
-                <w:szCs w:val="20"/>
-              </w:rPr>
-              <w:t xml:space="preserve">: correct push trigger on main, declares environment: production, curl POST to RENDER_DEPLOY_HOOK_PROD_URL, echo confirmation. Live production </w:t>
-            </w:r>
-            <w:proofErr w:type="spellStart"/>
-            <w:r>
-              <w:rPr>
-                <w:color w:val="000000"/>
-                <w:sz w:val="20"/>
-                <w:szCs w:val="20"/>
-              </w:rPr>
-              <w:t>PakVista</w:t>
-            </w:r>
-            <w:proofErr w:type="spellEnd"/>
-            <w:r>
-              <w:rPr>
-                <w:color w:val="000000"/>
-                <w:sz w:val="20"/>
-                <w:szCs w:val="20"/>
-              </w:rPr>
-              <w:t xml:space="preserve"> on Render displays all five pages.</w:t>
+              <w:t>cd-prod.yml: correct push trigger on main, declares environment: production, curl POST to RENDER_DEPLOY_HOOK_PROD_URL, echo confirmation. Live production PakVista on Render displays all five pages.</w:t>
             </w:r>
           </w:p>
         </w:tc>
@@ -14850,21 +12789,7 @@
         <w:rPr>
           <w:color w:val="000000"/>
         </w:rPr>
-        <w:t>Screenshot 2: Each member's CI workflow run (ci-</w:t>
-      </w:r>
-      <w:proofErr w:type="spellStart"/>
-      <w:r>
-        <w:rPr>
-          <w:color w:val="000000"/>
-        </w:rPr>
-        <w:t>dev.yml</w:t>
-      </w:r>
-      <w:proofErr w:type="spellEnd"/>
-      <w:r>
-        <w:rPr>
-          <w:color w:val="000000"/>
-        </w:rPr>
-        <w:t>) triggered by their individual PR – all steps green. One screenshot per member or a combined view showing all members' runs.</w:t>
+        <w:t>Screenshot 2: Each member's CI workflow run (ci-dev.yml) triggered by their individual PR – all steps green. One screenshot per member or a combined view showing all members' runs.</w:t>
       </w:r>
     </w:p>
     <w:p>
@@ -14896,49 +12821,7 @@
         <w:rPr>
           <w:color w:val="000000"/>
         </w:rPr>
-        <w:t>Screenshot 4: All three CD workflow runs (cd-</w:t>
-      </w:r>
-      <w:proofErr w:type="spellStart"/>
-      <w:r>
-        <w:rPr>
-          <w:color w:val="000000"/>
-        </w:rPr>
-        <w:t>dev.yml</w:t>
-      </w:r>
-      <w:proofErr w:type="spellEnd"/>
-      <w:r>
-        <w:rPr>
-          <w:color w:val="000000"/>
-        </w:rPr>
-        <w:t>, cd-</w:t>
-      </w:r>
-      <w:proofErr w:type="spellStart"/>
-      <w:r>
-        <w:rPr>
-          <w:color w:val="000000"/>
-        </w:rPr>
-        <w:t>staging.yml</w:t>
-      </w:r>
-      <w:proofErr w:type="spellEnd"/>
-      <w:r>
-        <w:rPr>
-          <w:color w:val="000000"/>
-        </w:rPr>
-        <w:t>, cd-</w:t>
-      </w:r>
-      <w:proofErr w:type="spellStart"/>
-      <w:r>
-        <w:rPr>
-          <w:color w:val="000000"/>
-        </w:rPr>
-        <w:t>prod.yml</w:t>
-      </w:r>
-      <w:proofErr w:type="spellEnd"/>
-      <w:r>
-        <w:rPr>
-          <w:color w:val="000000"/>
-        </w:rPr>
-        <w:t>) – deploy step completed and confirmation echo visible.</w:t>
+        <w:t>Screenshot 4: All three CD workflow runs (cd-dev.yml, cd-staging.yml, cd-prod.yml) – deploy step completed and confirmation echo visible.</w:t>
       </w:r>
     </w:p>
     <w:p>
@@ -14954,21 +12837,7 @@
         <w:rPr>
           <w:color w:val="000000"/>
         </w:rPr>
-        <w:t xml:space="preserve">Screenshot 5: Live </w:t>
-      </w:r>
-      <w:proofErr w:type="spellStart"/>
-      <w:r>
-        <w:rPr>
-          <w:color w:val="000000"/>
-        </w:rPr>
-        <w:t>PakVista</w:t>
-      </w:r>
-      <w:proofErr w:type="spellEnd"/>
-      <w:r>
-        <w:rPr>
-          <w:color w:val="000000"/>
-        </w:rPr>
-        <w:t xml:space="preserve"> site on each of the three Render services showing all five pages are accessible (three screenshots total, one per environment).</w:t>
+        <w:t>Screenshot 5: Live PakVista site on each of the three Render services showing all five pages are accessible (three screenshots total, one per environment).</w:t>
       </w:r>
     </w:p>
     <w:p>
@@ -15395,29 +13264,7 @@
                 <w:sz w:val="20"/>
                 <w:szCs w:val="20"/>
               </w:rPr>
-              <w:t xml:space="preserve">Live </w:t>
-            </w:r>
-            <w:proofErr w:type="spellStart"/>
-            <w:r>
-              <w:rPr>
-                <w:b/>
-                <w:bCs/>
-                <w:color w:val="000000"/>
-                <w:sz w:val="20"/>
-                <w:szCs w:val="20"/>
-              </w:rPr>
-              <w:t>PakVista</w:t>
-            </w:r>
-            <w:proofErr w:type="spellEnd"/>
-            <w:r>
-              <w:rPr>
-                <w:b/>
-                <w:bCs/>
-                <w:color w:val="000000"/>
-                <w:sz w:val="20"/>
-                <w:szCs w:val="20"/>
-              </w:rPr>
-              <w:t xml:space="preserve"> – Development Render Service (all 5 pages accessible)</w:t>
+              <w:t>Live PakVista – Development Render Service (all 5 pages accessible)</w:t>
             </w:r>
           </w:p>
         </w:tc>
@@ -15480,29 +13327,7 @@
                 <w:sz w:val="20"/>
                 <w:szCs w:val="20"/>
               </w:rPr>
-              <w:t xml:space="preserve">Live </w:t>
-            </w:r>
-            <w:proofErr w:type="spellStart"/>
-            <w:r>
-              <w:rPr>
-                <w:b/>
-                <w:bCs/>
-                <w:color w:val="000000"/>
-                <w:sz w:val="20"/>
-                <w:szCs w:val="20"/>
-              </w:rPr>
-              <w:t>PakVista</w:t>
-            </w:r>
-            <w:proofErr w:type="spellEnd"/>
-            <w:r>
-              <w:rPr>
-                <w:b/>
-                <w:bCs/>
-                <w:color w:val="000000"/>
-                <w:sz w:val="20"/>
-                <w:szCs w:val="20"/>
-              </w:rPr>
-              <w:t xml:space="preserve"> – Staging Render Service (all 5 pages accessible)</w:t>
+              <w:t>Live PakVista – Staging Render Service (all 5 pages accessible)</w:t>
             </w:r>
           </w:p>
         </w:tc>
@@ -15566,29 +13391,7 @@
                 <w:szCs w:val="20"/>
               </w:rPr>
               <w:lastRenderedPageBreak/>
-              <w:t xml:space="preserve">Live </w:t>
-            </w:r>
-            <w:proofErr w:type="spellStart"/>
-            <w:r>
-              <w:rPr>
-                <w:b/>
-                <w:bCs/>
-                <w:color w:val="000000"/>
-                <w:sz w:val="20"/>
-                <w:szCs w:val="20"/>
-              </w:rPr>
-              <w:t>PakVista</w:t>
-            </w:r>
-            <w:proofErr w:type="spellEnd"/>
-            <w:r>
-              <w:rPr>
-                <w:b/>
-                <w:bCs/>
-                <w:color w:val="000000"/>
-                <w:sz w:val="20"/>
-                <w:szCs w:val="20"/>
-              </w:rPr>
-              <w:t xml:space="preserve"> – Production Render Service (all 5 pages accessible)</w:t>
+              <w:t>Live PakVista – Production Render Service (all 5 pages accessible)</w:t>
             </w:r>
           </w:p>
         </w:tc>
@@ -15880,21 +13683,7 @@
         <w:rPr>
           <w:color w:val="000000"/>
         </w:rPr>
-        <w:t xml:space="preserve">All technical work must align with the official documentation listed below. Students are expected to consult these resources while building their workflow files, </w:t>
-      </w:r>
-      <w:proofErr w:type="spellStart"/>
-      <w:r>
-        <w:rPr>
-          <w:color w:val="000000"/>
-        </w:rPr>
-        <w:t>Dockerfile</w:t>
-      </w:r>
-      <w:proofErr w:type="spellEnd"/>
-      <w:r>
-        <w:rPr>
-          <w:color w:val="000000"/>
-        </w:rPr>
-        <w:t>, and HTML pages.</w:t>
+        <w:t>All technical work must align with the official documentation listed below. Students are expected to consult these resources while building their workflow files, Dockerfile, and HTML pages.</w:t>
       </w:r>
     </w:p>
     <w:p/>
@@ -16141,29 +13930,7 @@
                 <w:sz w:val="20"/>
                 <w:szCs w:val="20"/>
               </w:rPr>
-              <w:t>GitHub Actions – Contexts (</w:t>
-            </w:r>
-            <w:proofErr w:type="spellStart"/>
-            <w:r>
-              <w:rPr>
-                <w:b/>
-                <w:bCs/>
-                <w:color w:val="000000"/>
-                <w:sz w:val="20"/>
-                <w:szCs w:val="20"/>
-              </w:rPr>
-              <w:t>github.sha</w:t>
-            </w:r>
-            <w:proofErr w:type="spellEnd"/>
-            <w:r>
-              <w:rPr>
-                <w:b/>
-                <w:bCs/>
-                <w:color w:val="000000"/>
-                <w:sz w:val="20"/>
-                <w:szCs w:val="20"/>
-              </w:rPr>
-              <w:t>, secrets, etc.)</w:t>
+              <w:t>GitHub Actions – Contexts (github.sha, secrets, etc.)</w:t>
             </w:r>
           </w:p>
         </w:tc>
@@ -16775,27 +14542,15 @@
             <w:vAlign w:val="center"/>
           </w:tcPr>
           <w:p>
-            <w:proofErr w:type="spellStart"/>
-            <w:r>
-              <w:rPr>
-                <w:b/>
-                <w:bCs/>
-                <w:color w:val="000000"/>
-                <w:sz w:val="20"/>
-                <w:szCs w:val="20"/>
-              </w:rPr>
-              <w:t>Dockerfile</w:t>
-            </w:r>
-            <w:proofErr w:type="spellEnd"/>
-            <w:r>
-              <w:rPr>
-                <w:b/>
-                <w:bCs/>
-                <w:color w:val="000000"/>
-                <w:sz w:val="20"/>
-                <w:szCs w:val="20"/>
-              </w:rPr>
-              <w:t xml:space="preserve"> Reference</w:t>
+            <w:r>
+              <w:rPr>
+                <w:b/>
+                <w:bCs/>
+                <w:color w:val="000000"/>
+                <w:sz w:val="20"/>
+                <w:szCs w:val="20"/>
+              </w:rPr>
+              <w:t>Dockerfile Reference</w:t>
             </w:r>
           </w:p>
         </w:tc>

--- a/DF_TermProject_Spring2026.docx
+++ b/DF_TermProject_Spring2026.docx
@@ -1697,31 +1697,10 @@
       </w:r>
       <w:r>
         <w:rPr>
-          <w:i/>
-          <w:iCs/>
-          <w:color w:val="595959"/>
-        </w:rPr>
-        <w:t>[Paste Render Development Service URL Here]</w:t>
-      </w:r>
-    </w:p>
-    <w:p>
-      <w:pPr>
-        <w:spacing w:before="60" w:after="60" w:line="276" w:lineRule="auto"/>
-      </w:pPr>
-      <w:r>
-        <w:rPr>
           <w:b/>
           <w:bCs/>
         </w:rPr>
-        <w:t xml:space="preserve">  Staging:     </w:t>
-      </w:r>
-      <w:r>
-        <w:rPr>
-          <w:i/>
-          <w:iCs/>
-          <w:color w:val="595959"/>
-        </w:rPr>
-        <w:t>[Paste Render Staging Service URL Here]</w:t>
+        <w:t>https://pakvista-dev-ue3r.onrender.com</w:t>
       </w:r>
     </w:p>
     <w:p>
@@ -1733,15 +1712,33 @@
           <w:b/>
           <w:bCs/>
         </w:rPr>
+        <w:t xml:space="preserve">  Staging:     </w:t>
+      </w:r>
+      <w:r>
+        <w:rPr>
+          <w:b/>
+          <w:bCs/>
+        </w:rPr>
+        <w:t>https://pakvista-staging-6mw0.onrender.com</w:t>
+      </w:r>
+    </w:p>
+    <w:p>
+      <w:pPr>
+        <w:spacing w:before="60" w:after="60" w:line="276" w:lineRule="auto"/>
+      </w:pPr>
+      <w:r>
+        <w:rPr>
+          <w:b/>
+          <w:bCs/>
+        </w:rPr>
         <w:t xml:space="preserve">  Production:  </w:t>
       </w:r>
       <w:r>
         <w:rPr>
-          <w:i/>
-          <w:iCs/>
-          <w:color w:val="595959"/>
-        </w:rPr>
-        <w:t>[Paste Render Production Service URL Here]</w:t>
+          <w:b/>
+          <w:bCs/>
+        </w:rPr>
+        <w:t>https://pakvista-prod-perc.onrender.com</w:t>
       </w:r>
     </w:p>
     <w:p/>
